--- a/tests/corpus_v2/docs/cx_services_0011.docx
+++ b/tests/corpus_v2/docs/cx_services_0011.docx
@@ -21,7 +21,13 @@
         <w:rPr>
           <w:b/>
         </w:rPr>
-        <w:t xml:space="preserve">№ 159/2025-Д</w:t>
+        <w:t xml:space="preserve">№ </w:t>
+      </w:r>
+      <w:r>
+        <w:rPr>
+          <w:b/>
+        </w:rPr>
+        <w:t xml:space="preserve">80/2025-Д</w:t>
       </w:r>
     </w:p>
     <w:p/>
@@ -33,7 +39,7 @@
         <w:t xml:space="preserve">     </w:t>
       </w:r>
       <w:r>
-        <w:t xml:space="preserve">«21» января 2025 г.</w:t>
+        <w:t xml:space="preserve">21 января 2025 г.</w:t>
       </w:r>
     </w:p>
     <w:p/>
@@ -72,10 +78,10 @@
         <w:t xml:space="preserve">Устава</w:t>
       </w:r>
       <w:r>
-        <w:t xml:space="preserve">, с другой стороны, совместно именуемые «Стороны», заключили настоящий </w:t>
-      </w:r>
-      <w:r>
-        <w:t xml:space="preserve">Договор № 58/2023-П</w:t>
+        <w:t xml:space="preserve">, с другой стороны, совместно именуемые «Стороны», заключили настоящий Договор № </w:t>
+      </w:r>
+      <w:r>
+        <w:t xml:space="preserve">58Ф-31048/10-036Д</w:t>
       </w:r>
       <w:r>
         <w:t xml:space="preserve"> (далее — Договор) о нижеследующем:</w:t>
@@ -114,7 +120,7 @@
         <w:t xml:space="preserve">Услуги считаются оказанными после подписания Сторонами акта сдачи-приёмки. Срок оплаты — </w:t>
       </w:r>
       <w:r>
-        <w:t xml:space="preserve">в течение 5 рабочих дней с момента подписания акта</w:t>
+        <w:t xml:space="preserve">в течение 10 (Десяти) рабочих дней с момента заключения контракта</w:t>
       </w:r>
       <w:r>
         <w:t xml:space="preserve">.</w:t>
@@ -142,13 +148,10 @@
         <w:t xml:space="preserve">2.1. Общая цена Договора: </w:t>
       </w:r>
       <w:r>
-        <w:t xml:space="preserve">4 300 000</w:t>
-      </w:r>
-      <w:r>
-        <w:t xml:space="preserve">, а прописью: </w:t>
-      </w:r>
-      <w:r>
-        <w:t xml:space="preserve">четыре триста тысяч рублей</w:t>
+        <w:t xml:space="preserve">837000 рублей</w:t>
+      </w:r>
+      <w:r>
+        <w:t xml:space="preserve">, в том числе НДС</w:t>
       </w:r>
       <w:r>
         <w:t xml:space="preserve">.</w:t>
@@ -159,7 +162,7 @@
         <w:t xml:space="preserve">2.2. Налог: </w:t>
       </w:r>
       <w:r>
-        <w:t xml:space="preserve">0,3% от стоимости</w:t>
+        <w:t xml:space="preserve">10 (десять) процентов за каждый день просрочки</w:t>
       </w:r>
       <w:r>
         <w:t xml:space="preserve">.</w:t>
@@ -170,7 +173,7 @@
         <w:t xml:space="preserve">2.3. Срок оплаты — </w:t>
       </w:r>
       <w:r>
-        <w:t xml:space="preserve">90 дней с момента заключения контракта</w:t>
+        <w:t xml:space="preserve">в течение 30 календарных дней со дня предъявления требования</w:t>
       </w:r>
       <w:r>
         <w:t xml:space="preserve">.</w:t>
@@ -250,7 +253,13 @@
         <w:t xml:space="preserve">. Цена — </w:t>
       </w:r>
       <w:r>
-        <w:t xml:space="preserve">100 000 (Сто тысяч) рублей 00 копеек</w:t>
+        <w:t xml:space="preserve">не более 563 000 (Пятисот шестидесяти трёх тысяч) рублей 0 коп.</w:t>
+      </w:r>
+      <w:r>
+        <w:t xml:space="preserve">, </w:t>
+      </w:r>
+      <w:r>
+        <w:t xml:space="preserve">Без НДС</w:t>
       </w:r>
       <w:r>
         <w:t xml:space="preserve">.</w:t>
@@ -298,7 +307,7 @@
         <w:t xml:space="preserve">3.3. Срок исполнения обязательств — </w:t>
       </w:r>
       <w:r>
-        <w:t xml:space="preserve">30 рабочих дней с момента поступления денежных средств на расчетный счет</w:t>
+        <w:t xml:space="preserve">не позднее 21.04.2026</w:t>
       </w:r>
       <w:r>
         <w:t xml:space="preserve">.</w:t>
@@ -329,13 +338,19 @@
         <w:t xml:space="preserve">Размер неустойки за нарушение сроков оплаты: </w:t>
       </w:r>
       <w:r>
-        <w:t xml:space="preserve">12% годовых</w:t>
+        <w:t xml:space="preserve">1/130 ключевой ставки ЦБ РФ от общей суммы счета</w:t>
+      </w:r>
+      <w:r>
+        <w:t xml:space="preserve">, но не более </w:t>
+      </w:r>
+      <w:r>
+        <w:t xml:space="preserve">7 (семь) процентов от цены Договора</w:t>
       </w:r>
       <w:r>
         <w:t xml:space="preserve">. Предельный размер ответственности: </w:t>
       </w:r>
       <w:r>
-        <w:t xml:space="preserve">не более 30% от цены договора</w:t>
+        <w:t xml:space="preserve">0,1 % от стоимости неоплаченных работ</w:t>
       </w:r>
       <w:r>
         <w:t xml:space="preserve">.</w:t>
@@ -357,7 +372,7 @@
         <w:t xml:space="preserve">Сторона, для которой создалась невозможность исполнения, обязана уведомить другую Сторону. Срок уведомления — </w:t>
       </w:r>
       <w:r>
-        <w:t xml:space="preserve">5 рабочих дней</w:t>
+        <w:t xml:space="preserve">в течение трех дней с момента выставления счета</w:t>
       </w:r>
       <w:r>
         <w:t xml:space="preserve">.</w:t>
@@ -371,13 +386,79 @@
         <w:t xml:space="preserve">Все споры и разногласия решаются путём переговоров. Претензионный порядок обязателен, срок ответа на претензию — </w:t>
       </w:r>
       <w:r>
-        <w:t xml:space="preserve">не позднее 01.04.2026</w:t>
-      </w:r>
-      <w:r>
-        <w:t xml:space="preserve">.</w:t>
-      </w:r>
-    </w:p>
-    <w:p/>
+        <w:t xml:space="preserve">в течение 24 месяцев со дня предъявления требования</w:t>
+      </w:r>
+      <w:r>
+        <w:t xml:space="preserve">.</w:t>
+      </w:r>
+    </w:p>
+    <w:p/>
+    <w:p/>
+    <w:p/>
+    <w:p>
+      <w:r>
+        <w:rPr>
+          <w:b/>
+        </w:rPr>
+        <w:t xml:space="preserve">9. КОНТРОЛЬНЫЕ ВЕЛИЧИНЫ</w:t>
+      </w:r>
+    </w:p>
+    <w:p>
+      <w:r>
+        <w:t xml:space="preserve">9.1. Контрольная запись: </w:t>
+      </w:r>
+      <w:r>
+        <w:rPr>
+          <w:b/>
+        </w:rPr>
+        <w:t xml:space="preserve">не позднее 08.10.20</w:t>
+      </w:r>
+      <w:r>
+        <w:t xml:space="preserve">25</w:t>
+      </w:r>
+      <w:r>
+        <w:t xml:space="preserve">.</w:t>
+      </w:r>
+    </w:p>
+    <w:p>
+      <w:r>
+        <w:t xml:space="preserve">9.2. Контрольная запись: </w:t>
+      </w:r>
+      <w:r>
+        <w:t xml:space="preserve">21/17</w:t>
+      </w:r>
+      <w:r>
+        <w:t xml:space="preserve">.</w:t>
+      </w:r>
+    </w:p>
+    <w:p>
+      <w:r>
+        <w:t xml:space="preserve">9.3. Контрольная запись: </w:t>
+      </w:r>
+      <w:r>
+        <w:rPr>
+          <w:b/>
+        </w:rPr>
+        <w:t xml:space="preserve">Девяносто три миллиона шестьсот тысяч рублей 5</w:t>
+      </w:r>
+      <w:r>
+        <w:t xml:space="preserve">0 копеек</w:t>
+      </w:r>
+      <w:r>
+        <w:t xml:space="preserve">.</w:t>
+      </w:r>
+    </w:p>
+    <w:p>
+      <w:r>
+        <w:t xml:space="preserve">9.4. Контрольная запись: </w:t>
+      </w:r>
+      <w:r>
+        <w:t xml:space="preserve">2О (двадцать) процентов от цены Договора</w:t>
+      </w:r>
+      <w:r>
+        <w:t xml:space="preserve">.</w:t>
+      </w:r>
+    </w:p>
     <w:p/>
     <w:p/>
     <w:p>
@@ -394,7 +475,7 @@
       </w:r>
       <w:fldSimple w:instr=" DOCPROPERTY &quot;Value&quot; \* MERGEFORMAT ">
         <w:r>
-          <w:t xml:space="preserve">1/130 ключевой ставки ЦБ РФ</w:t>
+          <w:t xml:space="preserve">1/130 ключевой ставки ЦБ РФ годовых</w:t>
         </w:r>
       </w:fldSimple>
       <w:r>
@@ -414,7 +495,7 @@
         </w:sdtPr>
         <w:sdtContent>
           <w:r>
-            <w:t xml:space="preserve">не более 24 месяцев с момента заключения кредитного договора</w:t>
+            <w:t xml:space="preserve">в течение 45 (Сорока пяти) банковских дней с момента выставления счета</w:t>
           </w:r>
         </w:sdtContent>
       </w:sdt>
@@ -470,7 +551,15 @@
               <w:t xml:space="preserve">Юридический адрес: </w:t>
             </w:r>
             <w:r>
-              <w:t xml:space="preserve">143000, г. Одинцово, просп. Кутузовский, д. 32, кв. 151</w:t>
+              <w:t xml:space="preserve">630099, г. Новосибирск, бул. Строителей, д. 88, кв. 155</w:t>
+            </w:r>
+          </w:p>
+          <w:p>
+            <w:r>
+              <w:t xml:space="preserve">Почтовый адрес: </w:t>
+            </w:r>
+            <w:r>
+              <w:t xml:space="preserve">603000, г. Нижний Новгород, пер. Баумана, д. 69, кв. 176</w:t>
             </w:r>
           </w:p>
           <w:p>
@@ -525,7 +614,7 @@
               <w:t xml:space="preserve">Тел.: </w:t>
             </w:r>
             <w:r>
-              <w:t xml:space="preserve">+7 (499) 194-40-99</w:t>
+              <w:t xml:space="preserve">+7 (495) 606-50-63</w:t>
             </w:r>
           </w:p>
           <w:p>
@@ -533,7 +622,7 @@
               <w:t xml:space="preserve">E-mail: </w:t>
             </w:r>
             <w:r>
-              <w:t xml:space="preserve">ershova@bk.ru</w:t>
+              <w:t xml:space="preserve">ershova@gmail.com</w:t>
             </w:r>
           </w:p>
           <w:p/>
@@ -568,7 +657,15 @@
               <w:t xml:space="preserve">Юридический адрес: </w:t>
             </w:r>
             <w:r>
-              <w:t xml:space="preserve">394000, г. Воронеж, пер. Строителей, д. 75, кв. 79</w:t>
+              <w:t xml:space="preserve">143000, г. Одинцово, проезд Тверская, д. 32, кв. 163</w:t>
+            </w:r>
+          </w:p>
+          <w:p>
+            <w:r>
+              <w:t xml:space="preserve">Почтовый адрес: </w:t>
+            </w:r>
+            <w:r>
+              <w:t xml:space="preserve">443010, г. Самара, пер. Космонавтов, д. 25, кв. 173</w:t>
             </w:r>
           </w:p>
           <w:p>
@@ -623,7 +720,7 @@
               <w:t xml:space="preserve">Тел.: </w:t>
             </w:r>
             <w:r>
-              <w:t xml:space="preserve">+7 (846) 553-58-27</w:t>
+              <w:t xml:space="preserve">+7 (843) 236-11-38</w:t>
             </w:r>
           </w:p>
           <w:p>

--- a/tests/corpus_v2/docs/cx_services_0011.docx
+++ b/tests/corpus_v2/docs/cx_services_0011.docx
@@ -425,7 +425,13 @@
         <w:t xml:space="preserve">9.2. Контрольная запись: </w:t>
       </w:r>
       <w:r>
-        <w:t xml:space="preserve">21/17</w:t>
+        <w:rPr>
+          <w:b/>
+        </w:rPr>
+        <w:t xml:space="preserve">2</w:t>
+      </w:r>
+      <w:r>
+        <w:t xml:space="preserve">1/17</w:t>
       </w:r>
       <w:r>
         <w:t xml:space="preserve">.</w:t>

--- a/tests/corpus_v2/docs/cx_services_0011.docx
+++ b/tests/corpus_v2/docs/cx_services_0011.docx
@@ -27,19 +27,19 @@
         <w:rPr>
           <w:b/>
         </w:rPr>
-        <w:t xml:space="preserve">80/2025-Д</w:t>
-      </w:r>
-    </w:p>
-    <w:p/>
-    <w:p>
-      <w:r>
-        <w:t xml:space="preserve">г. Самара</w:t>
+        <w:t xml:space="preserve">91176/984-сс</w:t>
+      </w:r>
+    </w:p>
+    <w:p/>
+    <w:p>
+      <w:r>
+        <w:t xml:space="preserve">г. Нижний Новгород</w:t>
       </w:r>
       <w:r>
         <w:t xml:space="preserve">     </w:t>
       </w:r>
       <w:r>
-        <w:t xml:space="preserve">21 января 2025 г.</w:t>
+        <w:t xml:space="preserve">18 октября 2025 г.</w:t>
       </w:r>
     </w:p>
     <w:p/>
@@ -81,7 +81,7 @@
         <w:t xml:space="preserve">, с другой стороны, совместно именуемые «Стороны», заключили настоящий Договор № </w:t>
       </w:r>
       <w:r>
-        <w:t xml:space="preserve">58Ф-31048/10-036Д</w:t>
+        <w:t xml:space="preserve">1/24</w:t>
       </w:r>
       <w:r>
         <w:t xml:space="preserve"> (далее — Договор) о нижеследующем:</w:t>
@@ -148,7 +148,7 @@
         <w:t xml:space="preserve">2.1. Общая цена Договора: </w:t>
       </w:r>
       <w:r>
-        <w:t xml:space="preserve">837000 рублей</w:t>
+        <w:t xml:space="preserve">33000 рублей</w:t>
       </w:r>
       <w:r>
         <w:t xml:space="preserve">, в том числе НДС</w:t>
@@ -162,7 +162,7 @@
         <w:t xml:space="preserve">2.2. Налог: </w:t>
       </w:r>
       <w:r>
-        <w:t xml:space="preserve">10 (десять) процентов за каждый день просрочки</w:t>
+        <w:t xml:space="preserve">7 (семь) процентов за каждый день просрочки</w:t>
       </w:r>
       <w:r>
         <w:t xml:space="preserve">.</w:t>
@@ -173,7 +173,7 @@
         <w:t xml:space="preserve">2.3. Срок оплаты — </w:t>
       </w:r>
       <w:r>
-        <w:t xml:space="preserve">в течение 30 календарных дней со дня предъявления требования</w:t>
+        <w:t xml:space="preserve">в течение 10 календарных дней со дня предъявления требования</w:t>
       </w:r>
       <w:r>
         <w:t xml:space="preserve">.</w:t>
@@ -193,7 +193,7 @@
         <w:t xml:space="preserve">, артикул </w:t>
       </w:r>
       <w:r>
-        <w:t xml:space="preserve">RM-6205-89</w:t>
+        <w:t xml:space="preserve">RM-5204-91</w:t>
       </w:r>
       <w:r>
         <w:t xml:space="preserve">, код </w:t>
@@ -253,7 +253,7 @@
         <w:t xml:space="preserve">. Цена — </w:t>
       </w:r>
       <w:r>
-        <w:t xml:space="preserve">не более 563 000 (Пятисот шестидесяти трёх тысяч) рублей 0 коп.</w:t>
+        <w:t xml:space="preserve">не более 4 200 000 (Четырёх миллионов двухсот тысяч) рублей 5 коп.</w:t>
       </w:r>
       <w:r>
         <w:t xml:space="preserve">, </w:t>
@@ -279,7 +279,7 @@
         <w:t xml:space="preserve">3.1. Место исполнения обязательств: </w:t>
       </w:r>
       <w:r>
-        <w:t xml:space="preserve">141400, г. Химки, просп. Лесная, д. 2, кв. 33</w:t>
+        <w:t xml:space="preserve">603000, г. Нижний Новгород, пер. Пушкина, д. 34, кв. 127</w:t>
       </w:r>
       <w:r>
         <w:t xml:space="preserve">.</w:t>
@@ -296,7 +296,7 @@
         <w:t xml:space="preserve">, тел. </w:t>
       </w:r>
       <w:r>
-        <w:t xml:space="preserve">+7 (843) 152-90-72</w:t>
+        <w:t xml:space="preserve">+7 (499) 114-26-67</w:t>
       </w:r>
       <w:r>
         <w:t xml:space="preserve">.</w:t>
@@ -307,7 +307,7 @@
         <w:t xml:space="preserve">3.3. Срок исполнения обязательств — </w:t>
       </w:r>
       <w:r>
-        <w:t xml:space="preserve">не позднее 21.04.2026</w:t>
+        <w:t xml:space="preserve">не позднее 02.11.2026</w:t>
       </w:r>
       <w:r>
         <w:t xml:space="preserve">.</w:t>
@@ -372,7 +372,7 @@
         <w:t xml:space="preserve">Сторона, для которой создалась невозможность исполнения, обязана уведомить другую Сторону. Срок уведомления — </w:t>
       </w:r>
       <w:r>
-        <w:t xml:space="preserve">в течение трех дней с момента выставления счета</w:t>
+        <w:t xml:space="preserve">в течение тридцати дней с момента выставления счета</w:t>
       </w:r>
       <w:r>
         <w:t xml:space="preserve">.</w:t>
@@ -386,7 +386,7 @@
         <w:t xml:space="preserve">Все споры и разногласия решаются путём переговоров. Претензионный порядок обязателен, срок ответа на претензию — </w:t>
       </w:r>
       <w:r>
-        <w:t xml:space="preserve">в течение 24 месяцев со дня предъявления требования</w:t>
+        <w:t xml:space="preserve">в течение 3 месяцев со дня предъявления требования</w:t>
       </w:r>
       <w:r>
         <w:t xml:space="preserve">.</w:t>
@@ -411,10 +411,10 @@
         <w:rPr>
           <w:b/>
         </w:rPr>
-        <w:t xml:space="preserve">не позднее 08.10.20</w:t>
-      </w:r>
-      <w:r>
-        <w:t xml:space="preserve">25</w:t>
+        <w:t xml:space="preserve">в течение 4</w:t>
+      </w:r>
+      <w:r>
+        <w:t xml:space="preserve">5 (Сорока пяти) банковских дней с момента выставления счета</w:t>
       </w:r>
       <w:r>
         <w:t xml:space="preserve">.</w:t>
@@ -428,10 +428,10 @@
         <w:rPr>
           <w:b/>
         </w:rPr>
-        <w:t xml:space="preserve">2</w:t>
-      </w:r>
-      <w:r>
-        <w:t xml:space="preserve">1/17</w:t>
+        <w:t xml:space="preserve">73Ф-17</w:t>
+      </w:r>
+      <w:r>
+        <w:t xml:space="preserve">740/14-252Д</w:t>
       </w:r>
       <w:r>
         <w:t xml:space="preserve">.</w:t>
@@ -445,7 +445,7 @@
         <w:rPr>
           <w:b/>
         </w:rPr>
-        <w:t xml:space="preserve">Девяносто три миллиона шестьсот тысяч рублей 5</w:t>
+        <w:t xml:space="preserve">Шестьдесят один миллион сто тысяч рублей 0</w:t>
       </w:r>
       <w:r>
         <w:t xml:space="preserve">0 копеек</w:t>
@@ -459,7 +459,7 @@
         <w:t xml:space="preserve">9.4. Контрольная запись: </w:t>
       </w:r>
       <w:r>
-        <w:t xml:space="preserve">2О (двадцать) процентов от цены Договора</w:t>
+        <w:t xml:space="preserve">І/130 ключевой ставки ЦБ РФ годовых</w:t>
       </w:r>
       <w:r>
         <w:t xml:space="preserve">.</w:t>
@@ -501,7 +501,7 @@
         </w:sdtPr>
         <w:sdtContent>
           <w:r>
-            <w:t xml:space="preserve">в течение 45 (Сорока пяти) банковских дней с момента выставления счета</w:t>
+            <w:t xml:space="preserve">в течение 60 (Шестидесяти) банковских дней с момента выставления счета</w:t>
           </w:r>
         </w:sdtContent>
       </w:sdt>
@@ -557,15 +557,7 @@
               <w:t xml:space="preserve">Юридический адрес: </w:t>
             </w:r>
             <w:r>
-              <w:t xml:space="preserve">630099, г. Новосибирск, бул. Строителей, д. 88, кв. 155</w:t>
-            </w:r>
-          </w:p>
-          <w:p>
-            <w:r>
-              <w:t xml:space="preserve">Почтовый адрес: </w:t>
-            </w:r>
-            <w:r>
-              <w:t xml:space="preserve">603000, г. Нижний Новгород, пер. Баумана, д. 69, кв. 176</w:t>
+              <w:t xml:space="preserve">141300, г. Сергиев Посад, ул. Победы, д. 63, кв. 59</w:t>
             </w:r>
           </w:p>
           <w:p>
@@ -620,7 +612,7 @@
               <w:t xml:space="preserve">Тел.: </w:t>
             </w:r>
             <w:r>
-              <w:t xml:space="preserve">+7 (495) 606-50-63</w:t>
+              <w:t xml:space="preserve">+7 (843) 871-81-21</w:t>
             </w:r>
           </w:p>
           <w:p>
@@ -628,7 +620,7 @@
               <w:t xml:space="preserve">E-mail: </w:t>
             </w:r>
             <w:r>
-              <w:t xml:space="preserve">ershova@gmail.com</w:t>
+              <w:t xml:space="preserve">ershova@sibtrans.ru</w:t>
             </w:r>
           </w:p>
           <w:p/>
@@ -663,7 +655,7 @@
               <w:t xml:space="preserve">Юридический адрес: </w:t>
             </w:r>
             <w:r>
-              <w:t xml:space="preserve">143000, г. Одинцово, проезд Тверская, д. 32, кв. 163</w:t>
+              <w:t xml:space="preserve">394000, г. Воронеж, бул. Профсоюзная, д. 48, кв. 109</w:t>
             </w:r>
           </w:p>
           <w:p>
@@ -671,7 +663,7 @@
               <w:t xml:space="preserve">Почтовый адрес: </w:t>
             </w:r>
             <w:r>
-              <w:t xml:space="preserve">443010, г. Самара, пер. Космонавтов, д. 25, кв. 173</w:t>
+              <w:t xml:space="preserve">443010, г. Самара, просп. Мира, д. 68, кв. 19</w:t>
             </w:r>
           </w:p>
           <w:p>
@@ -726,7 +718,7 @@
               <w:t xml:space="preserve">Тел.: </w:t>
             </w:r>
             <w:r>
-              <w:t xml:space="preserve">+7 (843) 236-11-38</w:t>
+              <w:t xml:space="preserve">+7 (812) 864-78-97</w:t>
             </w:r>
           </w:p>
           <w:p>
@@ -734,7 +726,7 @@
               <w:t xml:space="preserve">E-mail: </w:t>
             </w:r>
             <w:r>
-              <w:t xml:space="preserve">morozova@bk.ru</w:t>
+              <w:t xml:space="preserve">morozova@mail.ru</w:t>
             </w:r>
           </w:p>
           <w:p/>

--- a/tests/corpus_v2/docs/cx_services_0011.docx
+++ b/tests/corpus_v2/docs/cx_services_0011.docx
@@ -250,10 +250,16 @@
         <w:t xml:space="preserve">МКАС при ТПП РФ</w:t>
       </w:r>
       <w:r>
+        <w:t xml:space="preserve">. Товар отгружается с сопроводительным документом паспорт качества № </w:t>
+      </w:r>
+      <w:r>
+        <w:t xml:space="preserve">52 11 651947</w:t>
+      </w:r>
+      <w:r>
         <w:t xml:space="preserve">. Цена — </w:t>
       </w:r>
       <w:r>
-        <w:t xml:space="preserve">не более 4 200 000 (Четырёх миллионов двухсот тысяч) рублей 5 коп.</w:t>
+        <w:t xml:space="preserve">не более 563 000 (Пятисот шестидесяти трёх тысяч) рублей 0 коп.</w:t>
       </w:r>
       <w:r>
         <w:t xml:space="preserve">, </w:t>
@@ -279,7 +285,7 @@
         <w:t xml:space="preserve">3.1. Место исполнения обязательств: </w:t>
       </w:r>
       <w:r>
-        <w:t xml:space="preserve">603000, г. Нижний Новгород, пер. Пушкина, д. 34, кв. 127</w:t>
+        <w:t xml:space="preserve">141400, г. Химки, просп. Лесная, д. 2, кв. 33</w:t>
       </w:r>
       <w:r>
         <w:t xml:space="preserve">.</w:t>
@@ -296,7 +302,7 @@
         <w:t xml:space="preserve">, тел. </w:t>
       </w:r>
       <w:r>
-        <w:t xml:space="preserve">+7 (499) 114-26-67</w:t>
+        <w:t xml:space="preserve">+7 (843) 152-90-72</w:t>
       </w:r>
       <w:r>
         <w:t xml:space="preserve">.</w:t>
@@ -307,7 +313,7 @@
         <w:t xml:space="preserve">3.3. Срок исполнения обязательств — </w:t>
       </w:r>
       <w:r>
-        <w:t xml:space="preserve">не позднее 02.11.2026</w:t>
+        <w:t xml:space="preserve">не позднее 21.04.2026</w:t>
       </w:r>
       <w:r>
         <w:t xml:space="preserve">.</w:t>
@@ -372,7 +378,7 @@
         <w:t xml:space="preserve">Сторона, для которой создалась невозможность исполнения, обязана уведомить другую Сторону. Срок уведомления — </w:t>
       </w:r>
       <w:r>
-        <w:t xml:space="preserve">в течение тридцати дней с момента выставления счета</w:t>
+        <w:t xml:space="preserve">в течение трех дней с момента выставления счета</w:t>
       </w:r>
       <w:r>
         <w:t xml:space="preserve">.</w:t>
@@ -386,7 +392,7 @@
         <w:t xml:space="preserve">Все споры и разногласия решаются путём переговоров. Претензионный порядок обязателен, срок ответа на претензию — </w:t>
       </w:r>
       <w:r>
-        <w:t xml:space="preserve">в течение 3 месяцев со дня предъявления требования</w:t>
+        <w:t xml:space="preserve">в течение 24 месяцев со дня предъявления требования</w:t>
       </w:r>
       <w:r>
         <w:t xml:space="preserve">.</w:t>
@@ -411,10 +417,10 @@
         <w:rPr>
           <w:b/>
         </w:rPr>
-        <w:t xml:space="preserve">в течение 4</w:t>
-      </w:r>
-      <w:r>
-        <w:t xml:space="preserve">5 (Сорока пяти) банковских дней с момента выставления счета</w:t>
+        <w:t xml:space="preserve">не позднее 08.10.20</w:t>
+      </w:r>
+      <w:r>
+        <w:t xml:space="preserve">25</w:t>
       </w:r>
       <w:r>
         <w:t xml:space="preserve">.</w:t>
@@ -428,10 +434,10 @@
         <w:rPr>
           <w:b/>
         </w:rPr>
-        <w:t xml:space="preserve">73Ф-17</w:t>
-      </w:r>
-      <w:r>
-        <w:t xml:space="preserve">740/14-252Д</w:t>
+        <w:t xml:space="preserve">12Ф-30</w:t>
+      </w:r>
+      <w:r>
+        <w:t xml:space="preserve">961/23-329Д</w:t>
       </w:r>
       <w:r>
         <w:t xml:space="preserve">.</w:t>
@@ -445,7 +451,7 @@
         <w:rPr>
           <w:b/>
         </w:rPr>
-        <w:t xml:space="preserve">Шестьдесят один миллион сто тысяч рублей 0</w:t>
+        <w:t xml:space="preserve">Девяносто два миллиона четыреста тысяч рублей 0</w:t>
       </w:r>
       <w:r>
         <w:t xml:space="preserve">0 копеек</w:t>
@@ -459,7 +465,7 @@
         <w:t xml:space="preserve">9.4. Контрольная запись: </w:t>
       </w:r>
       <w:r>
-        <w:t xml:space="preserve">І/130 ключевой ставки ЦБ РФ годовых</w:t>
+        <w:t xml:space="preserve">2О (двадцать) процентов от цены Договора</w:t>
       </w:r>
       <w:r>
         <w:t xml:space="preserve">.</w:t>
@@ -501,7 +507,7 @@
         </w:sdtPr>
         <w:sdtContent>
           <w:r>
-            <w:t xml:space="preserve">в течение 60 (Шестидесяти) банковских дней с момента выставления счета</w:t>
+            <w:t xml:space="preserve">в течение 5 (Пяти) банковских дней с момента выставления счета</w:t>
           </w:r>
         </w:sdtContent>
       </w:sdt>
@@ -557,7 +563,7 @@
               <w:t xml:space="preserve">Юридический адрес: </w:t>
             </w:r>
             <w:r>
-              <w:t xml:space="preserve">141300, г. Сергиев Посад, ул. Победы, д. 63, кв. 59</w:t>
+              <w:t xml:space="preserve">170100, г. Тверь, проезд Полевая, д. 10, кв. 85</w:t>
             </w:r>
           </w:p>
           <w:p>
@@ -612,7 +618,7 @@
               <w:t xml:space="preserve">Тел.: </w:t>
             </w:r>
             <w:r>
-              <w:t xml:space="preserve">+7 (843) 871-81-21</w:t>
+              <w:t xml:space="preserve">+7 (383) 800-19-73</w:t>
             </w:r>
           </w:p>
           <w:p>
@@ -620,7 +626,7 @@
               <w:t xml:space="preserve">E-mail: </w:t>
             </w:r>
             <w:r>
-              <w:t xml:space="preserve">ershova@sibtrans.ru</w:t>
+              <w:t xml:space="preserve">ershova@list.ru</w:t>
             </w:r>
           </w:p>
           <w:p/>
@@ -655,7 +661,7 @@
               <w:t xml:space="preserve">Юридический адрес: </w:t>
             </w:r>
             <w:r>
-              <w:t xml:space="preserve">394000, г. Воронеж, бул. Профсоюзная, д. 48, кв. 109</w:t>
+              <w:t xml:space="preserve">620014, г. Екатеринбург, проезд Пушкина, д. 70, кв. 199</w:t>
             </w:r>
           </w:p>
           <w:p>
@@ -663,7 +669,7 @@
               <w:t xml:space="preserve">Почтовый адрес: </w:t>
             </w:r>
             <w:r>
-              <w:t xml:space="preserve">443010, г. Самара, просп. Мира, д. 68, кв. 19</w:t>
+              <w:t xml:space="preserve">614000, г. Пермь, проезд Октябрьская, д. 79, кв. 117</w:t>
             </w:r>
           </w:p>
           <w:p>
@@ -718,7 +724,7 @@
               <w:t xml:space="preserve">Тел.: </w:t>
             </w:r>
             <w:r>
-              <w:t xml:space="preserve">+7 (812) 864-78-97</w:t>
+              <w:t xml:space="preserve">+7 (812) 293-96-73</w:t>
             </w:r>
           </w:p>
           <w:p>
@@ -726,7 +732,7 @@
               <w:t xml:space="preserve">E-mail: </w:t>
             </w:r>
             <w:r>
-              <w:t xml:space="preserve">morozova@mail.ru</w:t>
+              <w:t xml:space="preserve">morozova@yandex.ru</w:t>
             </w:r>
           </w:p>
           <w:p/>

--- a/tests/corpus_v2/docs/cx_services_0011.docx
+++ b/tests/corpus_v2/docs/cx_services_0011.docx
@@ -256,10 +256,46 @@
         <w:t xml:space="preserve">52 11 651947</w:t>
       </w:r>
       <w:r>
+        <w:t xml:space="preserve">. К партии приложен паспорт изделия № </w:t>
+      </w:r>
+      <w:r>
+        <w:t xml:space="preserve">70 07 279534</w:t>
+      </w:r>
+      <w:r>
+        <w:t xml:space="preserve">. Оборудование поставляется с паспортом транспортного средства № </w:t>
+      </w:r>
+      <w:r>
+        <w:t xml:space="preserve">34 16 224813</w:t>
+      </w:r>
+      <w:r>
+        <w:t xml:space="preserve">. Приёмка производится согласно техническому паспорту </w:t>
+      </w:r>
+      <w:r>
+        <w:t xml:space="preserve">02 05 467039</w:t>
+      </w:r>
+      <w:r>
+        <w:t xml:space="preserve">. СНИЛС не указан, номер заказа </w:t>
+      </w:r>
+      <w:r>
+        <w:t xml:space="preserve">053-646-499 80</w:t>
+      </w:r>
+      <w:r>
+        <w:t xml:space="preserve">. Дата рождения не проставлена, документ выдан </w:t>
+      </w:r>
+      <w:r>
+        <w:t xml:space="preserve">07.07.2017</w:t>
+      </w:r>
+      <w:r>
+        <w:t xml:space="preserve">. Код подразделения, см. артикул </w:t>
+      </w:r>
+      <w:r>
+        <w:t xml:space="preserve">020-245</w:t>
+      </w:r>
+      <w:r>
         <w:t xml:space="preserve">. Цена — </w:t>
       </w:r>
       <w:r>
-        <w:t xml:space="preserve">не более 563 000 (Пятисот шестидесяти трёх тысяч) рублей 0 коп.</w:t>
+        <w:t xml:space="preserve">не более 6 580 000 (Шести миллионов пятисот восьмидесяти тысяч) рублей 5 коп.</w:t>
       </w:r>
       <w:r>
         <w:t xml:space="preserve">, </w:t>
@@ -285,7 +321,7 @@
         <w:t xml:space="preserve">3.1. Место исполнения обязательств: </w:t>
       </w:r>
       <w:r>
-        <w:t xml:space="preserve">141400, г. Химки, просп. Лесная, д. 2, кв. 33</w:t>
+        <w:t xml:space="preserve">141300, г. Сергиев Посад, проезд Ленинградская, д. 77, кв. 37</w:t>
       </w:r>
       <w:r>
         <w:t xml:space="preserve">.</w:t>
@@ -302,7 +338,7 @@
         <w:t xml:space="preserve">, тел. </w:t>
       </w:r>
       <w:r>
-        <w:t xml:space="preserve">+7 (843) 152-90-72</w:t>
+        <w:t xml:space="preserve">+7 (499) 701-80-38</w:t>
       </w:r>
       <w:r>
         <w:t xml:space="preserve">.</w:t>
@@ -313,7 +349,7 @@
         <w:t xml:space="preserve">3.3. Срок исполнения обязательств — </w:t>
       </w:r>
       <w:r>
-        <w:t xml:space="preserve">не позднее 21.04.2026</w:t>
+        <w:t xml:space="preserve">не позднее 03.04.2026</w:t>
       </w:r>
       <w:r>
         <w:t xml:space="preserve">.</w:t>
@@ -350,7 +386,7 @@
         <w:t xml:space="preserve">, но не более </w:t>
       </w:r>
       <w:r>
-        <w:t xml:space="preserve">7 (семь) процентов от цены Договора</w:t>
+        <w:t xml:space="preserve">10 (десять) процентов от цены Договора</w:t>
       </w:r>
       <w:r>
         <w:t xml:space="preserve">. Предельный размер ответственности: </w:t>
@@ -378,7 +414,7 @@
         <w:t xml:space="preserve">Сторона, для которой создалась невозможность исполнения, обязана уведомить другую Сторону. Срок уведомления — </w:t>
       </w:r>
       <w:r>
-        <w:t xml:space="preserve">в течение трех дней с момента выставления счета</w:t>
+        <w:t xml:space="preserve">в течение четырнадцати дней с момента выставления счета</w:t>
       </w:r>
       <w:r>
         <w:t xml:space="preserve">.</w:t>
@@ -417,10 +453,10 @@
         <w:rPr>
           <w:b/>
         </w:rPr>
-        <w:t xml:space="preserve">не позднее 08.10.20</w:t>
-      </w:r>
-      <w:r>
-        <w:t xml:space="preserve">25</w:t>
+        <w:t xml:space="preserve">не позднее 18.07.20</w:t>
+      </w:r>
+      <w:r>
+        <w:t xml:space="preserve">26</w:t>
       </w:r>
       <w:r>
         <w:t xml:space="preserve">.</w:t>
@@ -434,10 +470,10 @@
         <w:rPr>
           <w:b/>
         </w:rPr>
-        <w:t xml:space="preserve">12Ф-30</w:t>
-      </w:r>
-      <w:r>
-        <w:t xml:space="preserve">961/23-329Д</w:t>
+        <w:t xml:space="preserve">61Ф-01</w:t>
+      </w:r>
+      <w:r>
+        <w:t xml:space="preserve">700/20-877Д</w:t>
       </w:r>
       <w:r>
         <w:t xml:space="preserve">.</w:t>
@@ -451,7 +487,7 @@
         <w:rPr>
           <w:b/>
         </w:rPr>
-        <w:t xml:space="preserve">Девяносто два миллиона четыреста тысяч рублей 0</w:t>
+        <w:t xml:space="preserve">Семь миллионов семьдесят тысяч рублей 5</w:t>
       </w:r>
       <w:r>
         <w:t xml:space="preserve">0 копеек</w:t>
@@ -465,7 +501,7 @@
         <w:t xml:space="preserve">9.4. Контрольная запись: </w:t>
       </w:r>
       <w:r>
-        <w:t xml:space="preserve">2О (двадцать) процентов от цены Договора</w:t>
+        <w:t xml:space="preserve">І5 (пятнадцать) процентов от цены Договора</w:t>
       </w:r>
       <w:r>
         <w:t xml:space="preserve">.</w:t>
@@ -507,7 +543,7 @@
         </w:sdtPr>
         <w:sdtContent>
           <w:r>
-            <w:t xml:space="preserve">в течение 5 (Пяти) банковских дней с момента выставления счета</w:t>
+            <w:t xml:space="preserve">в течение 10 (Десяти) банковских дней с момента выставления счета</w:t>
           </w:r>
         </w:sdtContent>
       </w:sdt>
@@ -563,7 +599,15 @@
               <w:t xml:space="preserve">Юридический адрес: </w:t>
             </w:r>
             <w:r>
-              <w:t xml:space="preserve">170100, г. Тверь, проезд Полевая, д. 10, кв. 85</w:t>
+              <w:t xml:space="preserve">141300, г. Сергиев Посад, проезд Октябрьская, д. 79, кв. 117</w:t>
+            </w:r>
+          </w:p>
+          <w:p>
+            <w:r>
+              <w:t xml:space="preserve">Почтовый адрес: </w:t>
+            </w:r>
+            <w:r>
+              <w:t xml:space="preserve">614000, г. Пермь, просп. Лесная, д. 2, кв. 58</w:t>
             </w:r>
           </w:p>
           <w:p>
@@ -618,7 +662,7 @@
               <w:t xml:space="preserve">Тел.: </w:t>
             </w:r>
             <w:r>
-              <w:t xml:space="preserve">+7 (383) 800-19-73</w:t>
+              <w:t xml:space="preserve">+7 (383) 911-36-63</w:t>
             </w:r>
           </w:p>
           <w:p>
@@ -626,7 +670,7 @@
               <w:t xml:space="preserve">E-mail: </w:t>
             </w:r>
             <w:r>
-              <w:t xml:space="preserve">ershova@list.ru</w:t>
+              <w:t xml:space="preserve">ershova@inbox.ru</w:t>
             </w:r>
           </w:p>
           <w:p/>
@@ -661,15 +705,7 @@
               <w:t xml:space="preserve">Юридический адрес: </w:t>
             </w:r>
             <w:r>
-              <w:t xml:space="preserve">620014, г. Екатеринбург, проезд Пушкина, д. 70, кв. 199</w:t>
-            </w:r>
-          </w:p>
-          <w:p>
-            <w:r>
-              <w:t xml:space="preserve">Почтовый адрес: </w:t>
-            </w:r>
-            <w:r>
-              <w:t xml:space="preserve">614000, г. Пермь, проезд Октябрьская, д. 79, кв. 117</w:t>
+              <w:t xml:space="preserve">630099, г. Новосибирск, ш. Полевая, д. 51, кв. 167</w:t>
             </w:r>
           </w:p>
           <w:p>
@@ -724,7 +760,7 @@
               <w:t xml:space="preserve">Тел.: </w:t>
             </w:r>
             <w:r>
-              <w:t xml:space="preserve">+7 (812) 293-96-73</w:t>
+              <w:t xml:space="preserve">+7 (499) 619-37-88</w:t>
             </w:r>
           </w:p>
           <w:p>
@@ -732,7 +768,7 @@
               <w:t xml:space="preserve">E-mail: </w:t>
             </w:r>
             <w:r>
-              <w:t xml:space="preserve">morozova@yandex.ru</w:t>
+              <w:t xml:space="preserve">morozova@corp-tehno.ru</w:t>
             </w:r>
           </w:p>
           <w:p/>

--- a/tests/corpus_v2/docs/cx_services_0011.docx
+++ b/tests/corpus_v2/docs/cx_services_0011.docx
@@ -307,259 +307,120 @@
         <w:t xml:space="preserve">.</w:t>
       </w:r>
     </w:p>
-    <w:p/>
-    <w:p>
-      <w:r>
-        <w:rPr>
-          <w:b/>
-        </w:rPr>
-        <w:t xml:space="preserve">3. МЕСТО И СРОКИ ИСПОЛНЕНИЯ</w:t>
-      </w:r>
-    </w:p>
-    <w:p>
-      <w:r>
-        <w:t xml:space="preserve">3.1. Место исполнения обязательств: </w:t>
-      </w:r>
-      <w:r>
-        <w:t xml:space="preserve">141300, г. Сергиев Посад, проезд Ленинградская, д. 77, кв. 37</w:t>
-      </w:r>
-      <w:r>
-        <w:t xml:space="preserve">.</w:t>
-      </w:r>
-    </w:p>
-    <w:p>
-      <w:r>
-        <w:t xml:space="preserve">3.2. Контактное лицо со стороны Заказчик — </w:t>
-      </w:r>
-      <w:r>
-        <w:t xml:space="preserve">Морозовой Ольги Владимировны</w:t>
-      </w:r>
-      <w:r>
-        <w:t xml:space="preserve">, тел. </w:t>
-      </w:r>
-      <w:r>
-        <w:t xml:space="preserve">+7 (499) 701-80-38</w:t>
-      </w:r>
-      <w:r>
-        <w:t xml:space="preserve">.</w:t>
-      </w:r>
-    </w:p>
-    <w:p>
-      <w:r>
-        <w:t xml:space="preserve">3.3. Срок исполнения обязательств — </w:t>
-      </w:r>
-      <w:r>
-        <w:t xml:space="preserve">не позднее 03.04.2026</w:t>
-      </w:r>
-      <w:r>
-        <w:t xml:space="preserve">.</w:t>
-      </w:r>
-    </w:p>
-    <w:p/>
-    <w:p>
-      <w:r>
-        <w:rPr>
-          <w:b/>
-        </w:rPr>
-        <w:t xml:space="preserve">4. ПРОЧИЕ УСЛОВИЯ</w:t>
-      </w:r>
-    </w:p>
-    <w:p>
-      <w:r>
-        <w:t xml:space="preserve">4.1. </w:t>
-      </w:r>
-      <w:r>
-        <w:t xml:space="preserve">Стороны несут ответственность за неисполнение или ненадлежащее исполнение обязательств в соответствии с законодательством Российской Федерации.</w:t>
-      </w:r>
-    </w:p>
-    <w:p>
-      <w:r>
-        <w:t xml:space="preserve">4.2. </w:t>
-      </w:r>
-      <w:r>
-        <w:t xml:space="preserve">Размер неустойки за нарушение сроков оплаты: </w:t>
-      </w:r>
-      <w:r>
-        <w:t xml:space="preserve">1/130 ключевой ставки ЦБ РФ от общей суммы счета</w:t>
-      </w:r>
-      <w:r>
-        <w:t xml:space="preserve">, но не более </w:t>
-      </w:r>
-      <w:r>
-        <w:t xml:space="preserve">10 (десять) процентов от цены Договора</w:t>
-      </w:r>
-      <w:r>
-        <w:t xml:space="preserve">. Предельный размер ответственности: </w:t>
-      </w:r>
-      <w:r>
-        <w:t xml:space="preserve">0,1 % от стоимости неоплаченных работ</w:t>
-      </w:r>
-      <w:r>
-        <w:t xml:space="preserve">.</w:t>
-      </w:r>
-    </w:p>
-    <w:p>
-      <w:r>
-        <w:t xml:space="preserve">4.3. </w:t>
-      </w:r>
-      <w:r>
-        <w:t xml:space="preserve">Стороны освобождаются от ответственности при наступлении обстоятельств непреодолимой силы, если они прямо повлияли на исполнение обязательств.</w:t>
-      </w:r>
-    </w:p>
-    <w:p>
-      <w:r>
-        <w:t xml:space="preserve">4.4. </w:t>
-      </w:r>
-      <w:r>
-        <w:t xml:space="preserve">Сторона, для которой создалась невозможность исполнения, обязана уведомить другую Сторону. Срок уведомления — </w:t>
-      </w:r>
-      <w:r>
-        <w:t xml:space="preserve">в течение четырнадцати дней с момента выставления счета</w:t>
-      </w:r>
-      <w:r>
-        <w:t xml:space="preserve">.</w:t>
-      </w:r>
-    </w:p>
-    <w:p>
-      <w:r>
-        <w:t xml:space="preserve">4.5. </w:t>
-      </w:r>
-      <w:r>
-        <w:t xml:space="preserve">Все споры и разногласия решаются путём переговоров. Претензионный порядок обязателен, срок ответа на претензию — </w:t>
-      </w:r>
-      <w:r>
-        <w:t xml:space="preserve">в течение 24 месяцев со дня предъявления требования</w:t>
-      </w:r>
-      <w:r>
-        <w:t xml:space="preserve">.</w:t>
-      </w:r>
-    </w:p>
-    <w:p/>
-    <w:p/>
-    <w:p/>
-    <w:p>
-      <w:r>
-        <w:rPr>
-          <w:b/>
-        </w:rPr>
-        <w:t xml:space="preserve">9. КОНТРОЛЬНЫЕ ВЕЛИЧИНЫ</w:t>
-      </w:r>
-    </w:p>
-    <w:p>
-      <w:r>
-        <w:t xml:space="preserve">9.1. Контрольная запись: </w:t>
-      </w:r>
-      <w:r>
-        <w:rPr>
-          <w:b/>
-        </w:rPr>
-        <w:t xml:space="preserve">не позднее 18.07.20</w:t>
-      </w:r>
-      <w:r>
-        <w:t xml:space="preserve">26</w:t>
-      </w:r>
-      <w:r>
-        <w:t xml:space="preserve">.</w:t>
-      </w:r>
-    </w:p>
-    <w:p>
-      <w:r>
-        <w:t xml:space="preserve">9.2. Контрольная запись: </w:t>
-      </w:r>
-      <w:r>
-        <w:rPr>
-          <w:b/>
-        </w:rPr>
-        <w:t xml:space="preserve">61Ф-01</w:t>
-      </w:r>
-      <w:r>
-        <w:t xml:space="preserve">700/20-877Д</w:t>
-      </w:r>
-      <w:r>
-        <w:t xml:space="preserve">.</w:t>
-      </w:r>
-    </w:p>
-    <w:p>
-      <w:r>
-        <w:t xml:space="preserve">9.3. Контрольная запись: </w:t>
-      </w:r>
-      <w:r>
-        <w:rPr>
-          <w:b/>
-        </w:rPr>
-        <w:t xml:space="preserve">Семь миллионов семьдесят тысяч рублей 5</w:t>
-      </w:r>
-      <w:r>
-        <w:t xml:space="preserve">0 копеек</w:t>
-      </w:r>
-      <w:r>
-        <w:t xml:space="preserve">.</w:t>
-      </w:r>
-    </w:p>
-    <w:p>
-      <w:r>
-        <w:t xml:space="preserve">9.4. Контрольная запись: </w:t>
-      </w:r>
-      <w:r>
-        <w:t xml:space="preserve">І5 (пятнадцать) процентов от цены Договора</w:t>
-      </w:r>
-      <w:r>
-        <w:t xml:space="preserve">.</w:t>
-      </w:r>
-    </w:p>
-    <w:p/>
-    <w:p/>
-    <w:p>
-      <w:r>
-        <w:rPr>
-          <w:b/>
-        </w:rPr>
-        <w:t xml:space="preserve">11. УСЛОВИЯ, ОФОРМЛЕННЫЕ СРЕДСТВАМИ РЕДАКТОРА</w:t>
-      </w:r>
-    </w:p>
-    <w:p>
-      <w:r>
-        <w:t xml:space="preserve">11.1. Ставка (поле Word): </w:t>
-      </w:r>
-      <w:fldSimple w:instr=" DOCPROPERTY &quot;Value&quot; \* MERGEFORMAT ">
-        <w:r>
-          <w:t xml:space="preserve">1/130 ключевой ставки ЦБ РФ годовых</w:t>
-        </w:r>
-      </w:fldSimple>
-      <w:r>
-        <w:t xml:space="preserve">.</w:t>
-      </w:r>
-    </w:p>
-    <w:p>
-      <w:r>
-        <w:t xml:space="preserve">11.2. Срок (элемент формы): </w:t>
-      </w:r>
-      <w:sdt>
-        <w:sdtPr>
-          <w:alias w:val="Поле формы"/>
-          <w:tag w:val="v2"/>
-          <w:id w:val="1"/>
-          <w:text/>
-        </w:sdtPr>
-        <w:sdtContent>
-          <w:r>
-            <w:t xml:space="preserve">в течение 10 (Десяти) банковских дней с момента выставления счета</w:t>
-          </w:r>
-        </w:sdtContent>
-      </w:sdt>
-      <w:r>
-        <w:t xml:space="preserve">.</w:t>
-      </w:r>
-    </w:p>
-    <w:p>
-      <w:r>
-        <w:rPr>
-          <w:b/>
-        </w:rPr>
-        <w:t xml:space="preserve">РЕКВИЗИТЫ И ПОДПИСИ СТОРОН</w:t>
-      </w:r>
-    </w:p>
-    <w:p/>
+    <w:p>
+      <w:r>
+        <w:t xml:space="preserve">2.5. </w:t>
+      </w:r>
+      <w:r>
+        <w:t xml:space="preserve">Товар маркирован штрихкодом </w:t>
+      </w:r>
+      <w:r>
+        <w:t xml:space="preserve">4602562088666</w:t>
+      </w:r>
+      <w:r>
+        <w:t xml:space="preserve">. Код контрагента по ОКПО — </w:t>
+      </w:r>
+      <w:r>
+        <w:t xml:space="preserve">9643988573</w:t>
+      </w:r>
+      <w:r>
+        <w:t xml:space="preserve">. Оборудование учтено под инвентарным номером </w:t>
+      </w:r>
+      <w:r>
+        <w:t xml:space="preserve">049290026</w:t>
+      </w:r>
+      <w:r>
+        <w:t xml:space="preserve">, складской позиции присвоен номер </w:t>
+      </w:r>
+      <w:r>
+        <w:t xml:space="preserve">239305447</w:t>
+      </w:r>
+      <w:r>
+        <w:t xml:space="preserve">.</w:t>
+      </w:r>
+    </w:p>
+    <w:p>
+      <w:r>
+        <w:t xml:space="preserve">2.6. </w:t>
+      </w:r>
+      <w:r>
+        <w:t xml:space="preserve">Оплата по счёту-фактуре на КБК </w:t>
+      </w:r>
+      <w:r>
+        <w:t xml:space="preserve">18210101011011000121</w:t>
+      </w:r>
+      <w:r>
+        <w:t xml:space="preserve">. ИНН не присвоен, регистрационный № </w:t>
+      </w:r>
+      <w:r>
+        <w:t xml:space="preserve">6086142294</w:t>
+      </w:r>
+      <w:r>
+        <w:t xml:space="preserve">. ИНН не присвоен, платёжный документ № </w:t>
+      </w:r>
+      <w:r>
+        <w:t xml:space="preserve">337519440638</w:t>
+      </w:r>
+      <w:r>
+        <w:t xml:space="preserve">. Заказчик действует в лице </w:t>
+      </w:r>
+      <w:r>
+        <w:t xml:space="preserve">уполномоченного представителя</w:t>
+      </w:r>
+      <w:r>
+        <w:t xml:space="preserve">, назначаемого приказом.</w:t>
+      </w:r>
+    </w:p>
+    <w:p>
+      <w:r>
+        <w:t xml:space="preserve">2.7. </w:t>
+      </w:r>
+      <w:r>
+        <w:t xml:space="preserve">Массовая доля влаги в товаре — </w:t>
+      </w:r>
+      <w:r>
+        <w:t xml:space="preserve">не более 16 %</w:t>
+      </w:r>
+      <w:r>
+        <w:t xml:space="preserve">. Товар подлежит хранению </w:t>
+      </w:r>
+      <w:r>
+        <w:t xml:space="preserve">в течение 48 часов</w:t>
+      </w:r>
+      <w:r>
+        <w:t xml:space="preserve"> при температуре не выше +4 °C. Срок исковой давности по требованиям, вытекающим из Договора, составляет </w:t>
+      </w:r>
+      <w:r>
+        <w:t xml:space="preserve">в течение трёх лет</w:t>
+      </w:r>
+      <w:r>
+        <w:t xml:space="preserve">, как установлено статьёй 196 Гражданского кодекса Российской Федерации. Обработка данных ведётся согласно Федеральному закону от 27.07.2006 № 152-ФЗ </w:t>
+      </w:r>
+      <w:r>
+        <w:t xml:space="preserve">«О персональных данных»</w:t>
+      </w:r>
+      <w:r>
+        <w:t xml:space="preserve">. Товар поставляется под маркой </w:t>
+      </w:r>
+      <w:r>
+        <w:t xml:space="preserve">«Стандарт»</w:t>
+      </w:r>
+      <w:r>
+        <w:t xml:space="preserve">. Влажность определяется </w:t>
+      </w:r>
+      <w:r>
+        <w:t xml:space="preserve">по методу Кьельдаля</w:t>
+      </w:r>
+      <w:r>
+        <w:t xml:space="preserve">. Споры передаются на рассмотрение в Арбитражный суд </w:t>
+      </w:r>
+      <w:r>
+        <w:t xml:space="preserve">города Москвы</w:t>
+      </w:r>
+      <w:r>
+        <w:t xml:space="preserve">.</w:t>
+      </w:r>
+    </w:p>
     <w:tbl>
       <w:tblPr>
         <w:tblW w:w="9360" w:type="dxa"/>
@@ -583,103 +444,7 @@
           </w:tcPr>
           <w:p>
             <w:r>
-              <w:rPr>
-                <w:b/>
-              </w:rPr>
-              <w:t xml:space="preserve">Исполнитель:</w:t>
-            </w:r>
-          </w:p>
-          <w:p>
-            <w:r>
-              <w:t xml:space="preserve">ООО «Гефест»</w:t>
-            </w:r>
-          </w:p>
-          <w:p>
-            <w:r>
-              <w:t xml:space="preserve">Юридический адрес: </w:t>
-            </w:r>
-            <w:r>
-              <w:t xml:space="preserve">141300, г. Сергиев Посад, проезд Октябрьская, д. 79, кв. 117</w:t>
-            </w:r>
-          </w:p>
-          <w:p>
-            <w:r>
-              <w:t xml:space="preserve">Почтовый адрес: </w:t>
-            </w:r>
-            <w:r>
-              <w:t xml:space="preserve">614000, г. Пермь, просп. Лесная, д. 2, кв. 58</w:t>
-            </w:r>
-          </w:p>
-          <w:p>
-            <w:r>
-              <w:t xml:space="preserve">ИНН </w:t>
-            </w:r>
-            <w:r>
-              <w:t xml:space="preserve">2631885493</w:t>
-            </w:r>
-            <w:r>
-              <w:t xml:space="preserve"> КПП </w:t>
-            </w:r>
-            <w:r>
-              <w:t xml:space="preserve">339451490</w:t>
-            </w:r>
-          </w:p>
-          <w:p>
-            <w:r>
-              <w:t xml:space="preserve">ОГРН </w:t>
-            </w:r>
-            <w:r>
-              <w:t xml:space="preserve">1958108884226</w:t>
-            </w:r>
-          </w:p>
-          <w:p>
-            <w:r>
-              <w:t xml:space="preserve">р/с </w:t>
-            </w:r>
-            <w:r>
-              <w:t xml:space="preserve">40702810582036100180</w:t>
-            </w:r>
-            <w:r>
-              <w:t xml:space="preserve"> в Банк ВТБ (ПАО)</w:t>
-            </w:r>
-          </w:p>
-          <w:p>
-            <w:r>
-              <w:t xml:space="preserve">к/с </w:t>
-            </w:r>
-            <w:r>
-              <w:t xml:space="preserve">30101810700000000187</w:t>
-            </w:r>
-            <w:r>
-              <w:t xml:space="preserve"> БИК </w:t>
-            </w:r>
-            <w:r>
-              <w:t xml:space="preserve">044525187</w:t>
-            </w:r>
-          </w:p>
-          <w:p>
-            <w:r>
-              <w:t xml:space="preserve">Тел.: </w:t>
-            </w:r>
-            <w:r>
-              <w:t xml:space="preserve">+7 (383) 911-36-63</w:t>
-            </w:r>
-          </w:p>
-          <w:p>
-            <w:r>
-              <w:t xml:space="preserve">E-mail: </w:t>
-            </w:r>
-            <w:r>
-              <w:t xml:space="preserve">ershova@inbox.ru</w:t>
-            </w:r>
-          </w:p>
-          <w:p/>
-          <w:p>
-            <w:r>
-              <w:t xml:space="preserve">Директор ______________ </w:t>
-            </w:r>
-            <w:r>
-              <w:t xml:space="preserve">Н. С. Ершова</w:t>
+              <w:t xml:space="preserve">8</w:t>
             </w:r>
           </w:p>
         </w:tc>
@@ -689,6 +454,386 @@
           </w:tcPr>
           <w:p>
             <w:r>
+              <w:t xml:space="preserve">7048550623</w:t>
+            </w:r>
+          </w:p>
+        </w:tc>
+      </w:tr>
+    </w:tbl>
+    <w:p/>
+    <w:p>
+      <w:r>
+        <w:rPr>
+          <w:b/>
+        </w:rPr>
+        <w:t xml:space="preserve">3. МЕСТО И СРОКИ ИСПОЛНЕНИЯ</w:t>
+      </w:r>
+    </w:p>
+    <w:p>
+      <w:r>
+        <w:t xml:space="preserve">3.1. Место исполнения обязательств: </w:t>
+      </w:r>
+      <w:r>
+        <w:t xml:space="preserve">620014, г. Екатеринбург, ш. Ленинградская, д. 52, кв. 187</w:t>
+      </w:r>
+      <w:r>
+        <w:t xml:space="preserve">.</w:t>
+      </w:r>
+    </w:p>
+    <w:p>
+      <w:r>
+        <w:t xml:space="preserve">3.2. Контактное лицо со стороны Заказчик — </w:t>
+      </w:r>
+      <w:r>
+        <w:t xml:space="preserve">Морозовой Ольги Владимировны</w:t>
+      </w:r>
+      <w:r>
+        <w:t xml:space="preserve">, тел. </w:t>
+      </w:r>
+      <w:r>
+        <w:t xml:space="preserve">+7 (846) 601-70-11</w:t>
+      </w:r>
+      <w:r>
+        <w:t xml:space="preserve">.</w:t>
+      </w:r>
+    </w:p>
+    <w:p>
+      <w:r>
+        <w:t xml:space="preserve">3.3. Срок исполнения обязательств — </w:t>
+      </w:r>
+      <w:r>
+        <w:t xml:space="preserve">не позднее 11.11.2026</w:t>
+      </w:r>
+      <w:r>
+        <w:t xml:space="preserve">.</w:t>
+      </w:r>
+    </w:p>
+    <w:p/>
+    <w:p>
+      <w:r>
+        <w:rPr>
+          <w:b/>
+        </w:rPr>
+        <w:t xml:space="preserve">4. ПРОЧИЕ УСЛОВИЯ</w:t>
+      </w:r>
+    </w:p>
+    <w:p>
+      <w:r>
+        <w:t xml:space="preserve">4.1. </w:t>
+      </w:r>
+      <w:r>
+        <w:t xml:space="preserve">Стороны несут ответственность за неисполнение или ненадлежащее исполнение обязательств в соответствии с законодательством Российской Федерации.</w:t>
+      </w:r>
+    </w:p>
+    <w:p>
+      <w:r>
+        <w:t xml:space="preserve">4.2. </w:t>
+      </w:r>
+      <w:r>
+        <w:t xml:space="preserve">Размер неустойки за нарушение сроков оплаты: </w:t>
+      </w:r>
+      <w:r>
+        <w:t xml:space="preserve">1/130 ключевой ставки ЦБ РФ от общей суммы счета</w:t>
+      </w:r>
+      <w:r>
+        <w:t xml:space="preserve">, но не более </w:t>
+      </w:r>
+      <w:r>
+        <w:t xml:space="preserve">20 (двадцать) процентов от цены Договора</w:t>
+      </w:r>
+      <w:r>
+        <w:t xml:space="preserve">. Предельный размер ответственности: </w:t>
+      </w:r>
+      <w:r>
+        <w:t xml:space="preserve">0,1 % от стоимости неоплаченных работ</w:t>
+      </w:r>
+      <w:r>
+        <w:t xml:space="preserve">.</w:t>
+      </w:r>
+    </w:p>
+    <w:p>
+      <w:r>
+        <w:t xml:space="preserve">4.3. </w:t>
+      </w:r>
+      <w:r>
+        <w:t xml:space="preserve">Стороны освобождаются от ответственности при наступлении обстоятельств непреодолимой силы, если они прямо повлияли на исполнение обязательств.</w:t>
+      </w:r>
+    </w:p>
+    <w:p>
+      <w:r>
+        <w:t xml:space="preserve">4.4. </w:t>
+      </w:r>
+      <w:r>
+        <w:t xml:space="preserve">Сторона, для которой создалась невозможность исполнения, обязана уведомить другую Сторону. Срок уведомления — </w:t>
+      </w:r>
+      <w:r>
+        <w:t xml:space="preserve">в течение сорока пяти дней с момента выставления счета</w:t>
+      </w:r>
+      <w:r>
+        <w:t xml:space="preserve">.</w:t>
+      </w:r>
+    </w:p>
+    <w:p>
+      <w:r>
+        <w:t xml:space="preserve">4.5. </w:t>
+      </w:r>
+      <w:r>
+        <w:t xml:space="preserve">Все споры и разногласия решаются путём переговоров. Претензионный порядок обязателен, срок ответа на претензию — </w:t>
+      </w:r>
+      <w:r>
+        <w:t xml:space="preserve">в течение 36 месяцев со дня предъявления требования</w:t>
+      </w:r>
+      <w:r>
+        <w:t xml:space="preserve">.</w:t>
+      </w:r>
+    </w:p>
+    <w:p/>
+    <w:p/>
+    <w:p/>
+    <w:p>
+      <w:r>
+        <w:rPr>
+          <w:b/>
+        </w:rPr>
+        <w:t xml:space="preserve">9. КОНТРОЛЬНЫЕ ВЕЛИЧИНЫ</w:t>
+      </w:r>
+    </w:p>
+    <w:p>
+      <w:r>
+        <w:t xml:space="preserve">9.1. Контрольная запись: </w:t>
+      </w:r>
+      <w:r>
+        <w:rPr>
+          <w:b/>
+        </w:rPr>
+        <w:t xml:space="preserve">не позднее 11.01.20</w:t>
+      </w:r>
+      <w:r>
+        <w:t xml:space="preserve">26</w:t>
+      </w:r>
+      <w:r>
+        <w:t xml:space="preserve">.</w:t>
+      </w:r>
+    </w:p>
+    <w:p>
+      <w:r>
+        <w:t xml:space="preserve">9.2. Контрольная запись: </w:t>
+      </w:r>
+      <w:r>
+        <w:rPr>
+          <w:b/>
+        </w:rPr>
+        <w:t xml:space="preserve">86Ф-49</w:t>
+      </w:r>
+      <w:r>
+        <w:t xml:space="preserve">513/12-088Д</w:t>
+      </w:r>
+      <w:r>
+        <w:t xml:space="preserve">.</w:t>
+      </w:r>
+    </w:p>
+    <w:p>
+      <w:r>
+        <w:t xml:space="preserve">9.3. Контрольная запись: </w:t>
+      </w:r>
+      <w:r>
+        <w:rPr>
+          <w:b/>
+        </w:rPr>
+        <w:t xml:space="preserve">Девять миллионов семьсот тридцать тысяч рублей 5</w:t>
+      </w:r>
+      <w:r>
+        <w:t xml:space="preserve">0 копеек</w:t>
+      </w:r>
+      <w:r>
+        <w:t xml:space="preserve">.</w:t>
+      </w:r>
+    </w:p>
+    <w:p>
+      <w:r>
+        <w:t xml:space="preserve">9.4. Контрольная запись: </w:t>
+      </w:r>
+      <w:r>
+        <w:t xml:space="preserve">І5 (пятнадцать) процентов от цены Договора</w:t>
+      </w:r>
+      <w:r>
+        <w:t xml:space="preserve">.</w:t>
+      </w:r>
+    </w:p>
+    <w:p/>
+    <w:p/>
+    <w:p>
+      <w:r>
+        <w:rPr>
+          <w:b/>
+        </w:rPr>
+        <w:t xml:space="preserve">11. УСЛОВИЯ, ОФОРМЛЕННЫЕ СРЕДСТВАМИ РЕДАКТОРА</w:t>
+      </w:r>
+    </w:p>
+    <w:p>
+      <w:r>
+        <w:t xml:space="preserve">11.1. Ставка (поле Word): </w:t>
+      </w:r>
+      <w:fldSimple w:instr=" DOCPROPERTY &quot;Value&quot; \* MERGEFORMAT ">
+        <w:r>
+          <w:t xml:space="preserve">1/130 ключевой ставки ЦБ РФ годовых</w:t>
+        </w:r>
+      </w:fldSimple>
+      <w:r>
+        <w:t xml:space="preserve">.</w:t>
+      </w:r>
+    </w:p>
+    <w:p>
+      <w:r>
+        <w:t xml:space="preserve">11.2. Срок (элемент формы): </w:t>
+      </w:r>
+      <w:sdt>
+        <w:sdtPr>
+          <w:alias w:val="Поле формы"/>
+          <w:tag w:val="v2"/>
+          <w:id w:val="1"/>
+          <w:text/>
+        </w:sdtPr>
+        <w:sdtContent>
+          <w:r>
+            <w:t xml:space="preserve">в течение 30 (Тридцати) банковских дней с момента выставления счета</w:t>
+          </w:r>
+        </w:sdtContent>
+      </w:sdt>
+      <w:r>
+        <w:t xml:space="preserve">.</w:t>
+      </w:r>
+    </w:p>
+    <w:p>
+      <w:r>
+        <w:rPr>
+          <w:b/>
+        </w:rPr>
+        <w:t xml:space="preserve">РЕКВИЗИТЫ И ПОДПИСИ СТОРОН</w:t>
+      </w:r>
+    </w:p>
+    <w:p/>
+    <w:tbl>
+      <w:tblPr>
+        <w:tblW w:w="9360" w:type="dxa"/>
+        <w:tblBorders>
+          <w:top w:val="single" w:sz="4" w:color="auto"/>
+          <w:left w:val="single" w:sz="4" w:color="auto"/>
+          <w:bottom w:val="single" w:sz="4" w:color="auto"/>
+          <w:right w:val="single" w:sz="4" w:color="auto"/>
+          <w:insideH w:val="single" w:sz="4" w:color="auto"/>
+          <w:insideV w:val="single" w:sz="4" w:color="auto"/>
+        </w:tblBorders>
+      </w:tblPr>
+      <w:tblGrid>
+        <w:gridCol w:w="4680"/>
+        <w:gridCol w:w="4680"/>
+      </w:tblGrid>
+      <w:tr>
+        <w:tc>
+          <w:tcPr>
+            <w:tcW w:w="4680" w:type="dxa"/>
+          </w:tcPr>
+          <w:p>
+            <w:r>
+              <w:rPr>
+                <w:b/>
+              </w:rPr>
+              <w:t xml:space="preserve">Исполнитель:</w:t>
+            </w:r>
+          </w:p>
+          <w:p>
+            <w:r>
+              <w:t xml:space="preserve">ООО «Гефест»</w:t>
+            </w:r>
+          </w:p>
+          <w:p>
+            <w:r>
+              <w:t xml:space="preserve">Юридический адрес: </w:t>
+            </w:r>
+            <w:r>
+              <w:t xml:space="preserve">620014, г. Екатеринбург, ш. Садовая, д. 68, кв. 101</w:t>
+            </w:r>
+          </w:p>
+          <w:p>
+            <w:r>
+              <w:t xml:space="preserve">ИНН </w:t>
+            </w:r>
+            <w:r>
+              <w:t xml:space="preserve">2631885493</w:t>
+            </w:r>
+            <w:r>
+              <w:t xml:space="preserve"> КПП </w:t>
+            </w:r>
+            <w:r>
+              <w:t xml:space="preserve">339451490</w:t>
+            </w:r>
+          </w:p>
+          <w:p>
+            <w:r>
+              <w:t xml:space="preserve">ОГРН </w:t>
+            </w:r>
+            <w:r>
+              <w:t xml:space="preserve">1958108884226</w:t>
+            </w:r>
+          </w:p>
+          <w:p>
+            <w:r>
+              <w:t xml:space="preserve">р/с </w:t>
+            </w:r>
+            <w:r>
+              <w:t xml:space="preserve">40702810582036100180</w:t>
+            </w:r>
+            <w:r>
+              <w:t xml:space="preserve"> в Банк ВТБ (ПАО)</w:t>
+            </w:r>
+          </w:p>
+          <w:p>
+            <w:r>
+              <w:t xml:space="preserve">к/с </w:t>
+            </w:r>
+            <w:r>
+              <w:t xml:space="preserve">30101810700000000187</w:t>
+            </w:r>
+            <w:r>
+              <w:t xml:space="preserve"> БИК </w:t>
+            </w:r>
+            <w:r>
+              <w:t xml:space="preserve">044525187</w:t>
+            </w:r>
+          </w:p>
+          <w:p>
+            <w:r>
+              <w:t xml:space="preserve">Тел.: </w:t>
+            </w:r>
+            <w:r>
+              <w:t xml:space="preserve">+7 (495) 994-27-74</w:t>
+            </w:r>
+          </w:p>
+          <w:p>
+            <w:r>
+              <w:t xml:space="preserve">E-mail: </w:t>
+            </w:r>
+            <w:r>
+              <w:t xml:space="preserve">ershova@gmail.com</w:t>
+            </w:r>
+          </w:p>
+          <w:p/>
+          <w:p>
+            <w:r>
+              <w:t xml:space="preserve">Директор ______________ </w:t>
+            </w:r>
+            <w:r>
+              <w:t xml:space="preserve">Н. С. Ершова</w:t>
+            </w:r>
+          </w:p>
+        </w:tc>
+        <w:tc>
+          <w:tcPr>
+            <w:tcW w:w="4680" w:type="dxa"/>
+          </w:tcPr>
+          <w:p>
+            <w:r>
               <w:rPr>
                 <w:b/>
               </w:rPr>
@@ -705,7 +850,15 @@
               <w:t xml:space="preserve">Юридический адрес: </w:t>
             </w:r>
             <w:r>
-              <w:t xml:space="preserve">630099, г. Новосибирск, ш. Полевая, д. 51, кв. 167</w:t>
+              <w:t xml:space="preserve">443010, г. Самара, наб. Победы, д. 35, кв. 186</w:t>
+            </w:r>
+          </w:p>
+          <w:p>
+            <w:r>
+              <w:t xml:space="preserve">Почтовый адрес: </w:t>
+            </w:r>
+            <w:r>
+              <w:t xml:space="preserve">141300, г. Сергиев Посад, бул. Полевая, д. 3, кв. 155</w:t>
             </w:r>
           </w:p>
           <w:p>
@@ -760,7 +913,7 @@
               <w:t xml:space="preserve">Тел.: </w:t>
             </w:r>
             <w:r>
-              <w:t xml:space="preserve">+7 (499) 619-37-88</w:t>
+              <w:t xml:space="preserve">+7 (499) 789-80-78</w:t>
             </w:r>
           </w:p>
           <w:p>
@@ -768,7 +921,7 @@
               <w:t xml:space="preserve">E-mail: </w:t>
             </w:r>
             <w:r>
-              <w:t xml:space="preserve">morozova@corp-tehno.ru</w:t>
+              <w:t xml:space="preserve">morozova@sibtrans.ru</w:t>
             </w:r>
           </w:p>
           <w:p/>

--- a/tests/corpus_v2/docs/cx_services_0011.docx
+++ b/tests/corpus_v2/docs/cx_services_0011.docx
@@ -460,6 +460,93 @@
         </w:tc>
       </w:tr>
     </w:tbl>
+    <w:p>
+      <w:r>
+        <w:t xml:space="preserve">2.8. </w:t>
+      </w:r>
+      <w:r>
+        <w:t xml:space="preserve">Платёж по налогу перечисляется на код бюджетной классификации </w:t>
+      </w:r>
+      <w:r>
+        <w:t xml:space="preserve">182 101 010 110 110 001 10</w:t>
+      </w:r>
+      <w:r>
+        <w:t xml:space="preserve">, получатель — территориальный орган Федерального казначейства.</w:t>
+      </w:r>
+    </w:p>
+    <w:p>
+      <w:r>
+        <w:t xml:space="preserve">2.9. </w:t>
+      </w:r>
+      <w:r>
+        <w:t xml:space="preserve">Полномочия подтверждаются свидетельством о рождении, выдано </w:t>
+      </w:r>
+      <w:r>
+        <w:t xml:space="preserve">13.03.2018</w:t>
+      </w:r>
+      <w:r>
+        <w:t xml:space="preserve"> отделом ЗАГС.</w:t>
+      </w:r>
+    </w:p>
+    <w:tbl>
+      <w:tblPr>
+        <w:tblW w:w="9360" w:type="dxa"/>
+        <w:tblBorders>
+          <w:top w:val="single" w:sz="4" w:color="auto"/>
+          <w:left w:val="single" w:sz="4" w:color="auto"/>
+          <w:bottom w:val="single" w:sz="4" w:color="auto"/>
+          <w:right w:val="single" w:sz="4" w:color="auto"/>
+          <w:insideH w:val="single" w:sz="4" w:color="auto"/>
+          <w:insideV w:val="single" w:sz="4" w:color="auto"/>
+        </w:tblBorders>
+      </w:tblPr>
+      <w:tblGrid>
+        <w:gridCol w:w="4680"/>
+        <w:gridCol w:w="4680"/>
+      </w:tblGrid>
+      <w:tr>
+        <w:tc>
+          <w:tcPr>
+            <w:tcW w:w="4680" w:type="dxa"/>
+          </w:tcPr>
+          <w:p>
+            <w:r>
+              <w:t xml:space="preserve">8</w:t>
+            </w:r>
+          </w:p>
+        </w:tc>
+        <w:tc>
+          <w:tcPr>
+            <w:tcW w:w="4680" w:type="dxa"/>
+          </w:tcPr>
+          <w:p>
+            <w:r>
+              <w:t xml:space="preserve">РУБ.</w:t>
+            </w:r>
+          </w:p>
+        </w:tc>
+      </w:tr>
+    </w:tbl>
+    <w:p>
+      <w:r>
+        <w:t xml:space="preserve">2.10. </w:t>
+      </w:r>
+      <w:r>
+        <w:t xml:space="preserve">Поставке подлежит насос модели </w:t>
+      </w:r>
+      <w:r>
+        <w:t xml:space="preserve">ЭЦВ-6-10-80h</w:t>
+      </w:r>
+      <w:r>
+        <w:t xml:space="preserve"> и кабель марки </w:t>
+      </w:r>
+      <w:r>
+        <w:t xml:space="preserve">ВВГнг(А)-LSt</w:t>
+      </w:r>
+      <w:r>
+        <w:t xml:space="preserve">.</w:t>
+      </w:r>
+    </w:p>
     <w:p/>
     <w:p>
       <w:r>
@@ -474,7 +561,7 @@
         <w:t xml:space="preserve">3.1. Место исполнения обязательств: </w:t>
       </w:r>
       <w:r>
-        <w:t xml:space="preserve">620014, г. Екатеринбург, ш. Ленинградская, д. 52, кв. 187</w:t>
+        <w:t xml:space="preserve">394000, г. Воронеж, бул. Лесная, д. 2, кв. 88</w:t>
       </w:r>
       <w:r>
         <w:t xml:space="preserve">.</w:t>
@@ -491,7 +578,7 @@
         <w:t xml:space="preserve">, тел. </w:t>
       </w:r>
       <w:r>
-        <w:t xml:space="preserve">+7 (846) 601-70-11</w:t>
+        <w:t xml:space="preserve">+7 (846) 492-86-71</w:t>
       </w:r>
       <w:r>
         <w:t xml:space="preserve">.</w:t>
@@ -502,7 +589,7 @@
         <w:t xml:space="preserve">3.3. Срок исполнения обязательств — </w:t>
       </w:r>
       <w:r>
-        <w:t xml:space="preserve">не позднее 11.11.2026</w:t>
+        <w:t xml:space="preserve">не позднее 03.11.2026</w:t>
       </w:r>
       <w:r>
         <w:t xml:space="preserve">.</w:t>
@@ -539,7 +626,7 @@
         <w:t xml:space="preserve">, но не более </w:t>
       </w:r>
       <w:r>
-        <w:t xml:space="preserve">20 (двадцать) процентов от цены Договора</w:t>
+        <w:t xml:space="preserve">5 (пять) процентов от цены Договора</w:t>
       </w:r>
       <w:r>
         <w:t xml:space="preserve">. Предельный размер ответственности: </w:t>
@@ -567,7 +654,7 @@
         <w:t xml:space="preserve">Сторона, для которой создалась невозможность исполнения, обязана уведомить другую Сторону. Срок уведомления — </w:t>
       </w:r>
       <w:r>
-        <w:t xml:space="preserve">в течение сорока пяти дней с момента выставления счета</w:t>
+        <w:t xml:space="preserve">в течение двадцати дней с момента выставления счета</w:t>
       </w:r>
       <w:r>
         <w:t xml:space="preserve">.</w:t>
@@ -581,7 +668,7 @@
         <w:t xml:space="preserve">Все споры и разногласия решаются путём переговоров. Претензионный порядок обязателен, срок ответа на претензию — </w:t>
       </w:r>
       <w:r>
-        <w:t xml:space="preserve">в течение 36 месяцев со дня предъявления требования</w:t>
+        <w:t xml:space="preserve">в течение 12 месяцев со дня предъявления требования</w:t>
       </w:r>
       <w:r>
         <w:t xml:space="preserve">.</w:t>
@@ -606,7 +693,7 @@
         <w:rPr>
           <w:b/>
         </w:rPr>
-        <w:t xml:space="preserve">не позднее 11.01.20</w:t>
+        <w:t xml:space="preserve">не позднее 03.08.20</w:t>
       </w:r>
       <w:r>
         <w:t xml:space="preserve">26</w:t>
@@ -623,10 +710,10 @@
         <w:rPr>
           <w:b/>
         </w:rPr>
-        <w:t xml:space="preserve">86Ф-49</w:t>
-      </w:r>
-      <w:r>
-        <w:t xml:space="preserve">513/12-088Д</w:t>
+        <w:t xml:space="preserve">46Ф-13</w:t>
+      </w:r>
+      <w:r>
+        <w:t xml:space="preserve">015/14-310Д</w:t>
       </w:r>
       <w:r>
         <w:t xml:space="preserve">.</w:t>
@@ -640,7 +727,7 @@
         <w:rPr>
           <w:b/>
         </w:rPr>
-        <w:t xml:space="preserve">Девять миллионов семьсот тридцать тысяч рублей 5</w:t>
+        <w:t xml:space="preserve">Сорок восемь миллионов рублей 5</w:t>
       </w:r>
       <w:r>
         <w:t xml:space="preserve">0 копеек</w:t>
@@ -654,7 +741,7 @@
         <w:t xml:space="preserve">9.4. Контрольная запись: </w:t>
       </w:r>
       <w:r>
-        <w:t xml:space="preserve">І5 (пятнадцать) процентов от цены Договора</w:t>
+        <w:t xml:space="preserve">І0 (десять) процентов от цены Договора</w:t>
       </w:r>
       <w:r>
         <w:t xml:space="preserve">.</w:t>

--- a/tests/corpus_v2/docs/cx_services_0011.docx
+++ b/tests/corpus_v2/docs/cx_services_0011.docx
@@ -134,6 +134,101 @@
         <w:t xml:space="preserve">Заказчик вправе в любое время проверять ход и качество оказываемых услуг, не вмешиваясь в деятельность Исполнителя.</w:t>
       </w:r>
     </w:p>
+    <w:p>
+      <w:r>
+        <w:t xml:space="preserve">1.5. </w:t>
+      </w:r>
+      <w:r>
+        <w:t xml:space="preserve">Товар отгружается по товарной накладной ТОРГ-12 № </w:t>
+      </w:r>
+      <w:r>
+        <w:t xml:space="preserve">040377283</w:t>
+      </w:r>
+      <w:r>
+        <w:t xml:space="preserve">. Позиция учитывается в каталоге поставщика под номером </w:t>
+      </w:r>
+      <w:r>
+        <w:t xml:space="preserve">044039930</w:t>
+      </w:r>
+      <w:r>
+        <w:t xml:space="preserve">. Заводской номер насоса — </w:t>
+      </w:r>
+      <w:r>
+        <w:t xml:space="preserve">044304960</w:t>
+      </w:r>
+      <w:r>
+        <w:t xml:space="preserve">.</w:t>
+      </w:r>
+    </w:p>
+    <w:p>
+      <w:r>
+        <w:t xml:space="preserve">1.6. </w:t>
+      </w:r>
+      <w:r>
+        <w:t xml:space="preserve">Финансирование ведётся по коду целевых средств </w:t>
+      </w:r>
+      <w:r>
+        <w:t xml:space="preserve">046718132</w:t>
+      </w:r>
+      <w:r>
+        <w:t xml:space="preserve">, предусмотренному приказом Минфина России № 157н. </w:t>
+      </w:r>
+      <w:r>
+        <w:t xml:space="preserve">БИК будет сообщён дополнительно, номер заявки — </w:t>
+      </w:r>
+      <w:r>
+        <w:t xml:space="preserve">049062004</w:t>
+      </w:r>
+      <w:r>
+        <w:t xml:space="preserve">.</w:t>
+      </w:r>
+    </w:p>
+    <w:p>
+      <w:r>
+        <w:t xml:space="preserve">1.7. </w:t>
+      </w:r>
+      <w:r>
+        <w:t xml:space="preserve">Расчёты за коммунальные услуги ведутся по лицевому счёту абонента </w:t>
+      </w:r>
+      <w:r>
+        <w:t xml:space="preserve">85439936245</w:t>
+      </w:r>
+      <w:r>
+        <w:t xml:space="preserve">. Спецификация зарегистрирована за номером </w:t>
+      </w:r>
+      <w:r>
+        <w:t xml:space="preserve">80920831290</w:t>
+      </w:r>
+      <w:r>
+        <w:t xml:space="preserve">. Прибор учёта имеет заводской номер </w:t>
+      </w:r>
+      <w:r>
+        <w:t xml:space="preserve">81912988053</w:t>
+      </w:r>
+      <w:r>
+        <w:t xml:space="preserve">.</w:t>
+      </w:r>
+    </w:p>
+    <w:p>
+      <w:r>
+        <w:t xml:space="preserve">1.8. </w:t>
+      </w:r>
+      <w:r>
+        <w:t xml:space="preserve">Регистрационная запись в реестре — </w:t>
+      </w:r>
+      <w:r>
+        <w:t xml:space="preserve">85108255171</w:t>
+      </w:r>
+      <w:r>
+        <w:t xml:space="preserve"> по правилам статьи 434 Гражданского кодекса Российской Федерации. Уведомление направлено за исходящим № </w:t>
+      </w:r>
+      <w:r>
+        <w:t xml:space="preserve">80729607690</w:t>
+      </w:r>
+      <w:r>
+        <w:t xml:space="preserve">.</w:t>
+      </w:r>
+    </w:p>
     <w:p/>
     <w:p>
       <w:r>
@@ -148,7 +243,7 @@
         <w:t xml:space="preserve">2.1. Общая цена Договора: </w:t>
       </w:r>
       <w:r>
-        <w:t xml:space="preserve">33000 рублей</w:t>
+        <w:t xml:space="preserve">684000 рублей</w:t>
       </w:r>
       <w:r>
         <w:t xml:space="preserve">, в том числе НДС</w:t>
@@ -162,7 +257,7 @@
         <w:t xml:space="preserve">2.2. Налог: </w:t>
       </w:r>
       <w:r>
-        <w:t xml:space="preserve">7 (семь) процентов за каждый день просрочки</w:t>
+        <w:t xml:space="preserve">15 (пятнадцать) процентов за каждый день просрочки</w:t>
       </w:r>
       <w:r>
         <w:t xml:space="preserve">.</w:t>
@@ -173,7 +268,7 @@
         <w:t xml:space="preserve">2.3. Срок оплаты — </w:t>
       </w:r>
       <w:r>
-        <w:t xml:space="preserve">в течение 10 календарных дней со дня предъявления требования</w:t>
+        <w:t xml:space="preserve">в течение 60 календарных дней со дня предъявления требования</w:t>
       </w:r>
       <w:r>
         <w:t xml:space="preserve">.</w:t>
@@ -193,7 +288,7 @@
         <w:t xml:space="preserve">, артикул </w:t>
       </w:r>
       <w:r>
-        <w:t xml:space="preserve">RM-5204-91</w:t>
+        <w:t xml:space="preserve">RM-2523-66</w:t>
       </w:r>
       <w:r>
         <w:t xml:space="preserve">, код </w:t>
@@ -253,49 +348,49 @@
         <w:t xml:space="preserve">. Товар отгружается с сопроводительным документом паспорт качества № </w:t>
       </w:r>
       <w:r>
-        <w:t xml:space="preserve">52 11 651947</w:t>
+        <w:t xml:space="preserve">92 19 521739</w:t>
       </w:r>
       <w:r>
         <w:t xml:space="preserve">. К партии приложен паспорт изделия № </w:t>
       </w:r>
       <w:r>
-        <w:t xml:space="preserve">70 07 279534</w:t>
+        <w:t xml:space="preserve">48 14 421779</w:t>
       </w:r>
       <w:r>
         <w:t xml:space="preserve">. Оборудование поставляется с паспортом транспортного средства № </w:t>
       </w:r>
       <w:r>
-        <w:t xml:space="preserve">34 16 224813</w:t>
+        <w:t xml:space="preserve">88 20 100698</w:t>
       </w:r>
       <w:r>
         <w:t xml:space="preserve">. Приёмка производится согласно техническому паспорту </w:t>
       </w:r>
       <w:r>
-        <w:t xml:space="preserve">02 05 467039</w:t>
+        <w:t xml:space="preserve">21 17 915695</w:t>
       </w:r>
       <w:r>
         <w:t xml:space="preserve">. СНИЛС не указан, номер заказа </w:t>
       </w:r>
       <w:r>
-        <w:t xml:space="preserve">053-646-499 80</w:t>
+        <w:t xml:space="preserve">893-076-338 95</w:t>
       </w:r>
       <w:r>
         <w:t xml:space="preserve">. Дата рождения не проставлена, документ выдан </w:t>
       </w:r>
       <w:r>
-        <w:t xml:space="preserve">07.07.2017</w:t>
+        <w:t xml:space="preserve">24.09.2016</w:t>
       </w:r>
       <w:r>
         <w:t xml:space="preserve">. Код подразделения, см. артикул </w:t>
       </w:r>
       <w:r>
-        <w:t xml:space="preserve">020-245</w:t>
+        <w:t xml:space="preserve">507-956</w:t>
       </w:r>
       <w:r>
         <w:t xml:space="preserve">. Цена — </w:t>
       </w:r>
       <w:r>
-        <w:t xml:space="preserve">не более 6 580 000 (Шести миллионов пятисот восьмидесяти тысяч) рублей 5 коп.</w:t>
+        <w:t xml:space="preserve">не более 3 300 000 (Трёх миллионов трёхсот тысяч) рублей 0 коп.</w:t>
       </w:r>
       <w:r>
         <w:t xml:space="preserve">, </w:t>
@@ -315,25 +410,25 @@
         <w:t xml:space="preserve">Товар маркирован штрихкодом </w:t>
       </w:r>
       <w:r>
-        <w:t xml:space="preserve">4602562088666</w:t>
+        <w:t xml:space="preserve">4603333553022</w:t>
       </w:r>
       <w:r>
         <w:t xml:space="preserve">. Код контрагента по ОКПО — </w:t>
       </w:r>
       <w:r>
-        <w:t xml:space="preserve">9643988573</w:t>
+        <w:t xml:space="preserve">7023799124</w:t>
       </w:r>
       <w:r>
         <w:t xml:space="preserve">. Оборудование учтено под инвентарным номером </w:t>
       </w:r>
       <w:r>
-        <w:t xml:space="preserve">049290026</w:t>
+        <w:t xml:space="preserve">047620559</w:t>
       </w:r>
       <w:r>
         <w:t xml:space="preserve">, складской позиции присвоен номер </w:t>
       </w:r>
       <w:r>
-        <w:t xml:space="preserve">239305447</w:t>
+        <w:t xml:space="preserve">323085422</w:t>
       </w:r>
       <w:r>
         <w:t xml:space="preserve">.</w:t>
@@ -347,19 +442,19 @@
         <w:t xml:space="preserve">Оплата по счёту-фактуре на КБК </w:t>
       </w:r>
       <w:r>
-        <w:t xml:space="preserve">18210101011011000121</w:t>
+        <w:t xml:space="preserve">18210101011011000134</w:t>
       </w:r>
       <w:r>
         <w:t xml:space="preserve">. ИНН не присвоен, регистрационный № </w:t>
       </w:r>
       <w:r>
-        <w:t xml:space="preserve">6086142294</w:t>
+        <w:t xml:space="preserve">2142180629</w:t>
       </w:r>
       <w:r>
         <w:t xml:space="preserve">. ИНН не присвоен, платёжный документ № </w:t>
       </w:r>
       <w:r>
-        <w:t xml:space="preserve">337519440638</w:t>
+        <w:t xml:space="preserve">567905451579</w:t>
       </w:r>
       <w:r>
         <w:t xml:space="preserve">. Заказчик действует в лице </w:t>
@@ -379,13 +474,13 @@
         <w:t xml:space="preserve">Массовая доля влаги в товаре — </w:t>
       </w:r>
       <w:r>
-        <w:t xml:space="preserve">не более 16 %</w:t>
+        <w:t xml:space="preserve">не более 11 %</w:t>
       </w:r>
       <w:r>
         <w:t xml:space="preserve">. Товар подлежит хранению </w:t>
       </w:r>
       <w:r>
-        <w:t xml:space="preserve">в течение 48 часов</w:t>
+        <w:t xml:space="preserve">в течение 24 часов</w:t>
       </w:r>
       <w:r>
         <w:t xml:space="preserve"> при температуре не выше +4 °C. Срок исковой давности по требованиям, вытекающим из Договора, составляет </w:t>
@@ -454,7 +549,7 @@
           </w:tcPr>
           <w:p>
             <w:r>
-              <w:t xml:space="preserve">7048550623</w:t>
+              <w:t xml:space="preserve">6130210678</w:t>
             </w:r>
           </w:p>
         </w:tc>
@@ -482,7 +577,7 @@
         <w:t xml:space="preserve">Полномочия подтверждаются свидетельством о рождении, выдано </w:t>
       </w:r>
       <w:r>
-        <w:t xml:space="preserve">13.03.2018</w:t>
+        <w:t xml:space="preserve">17.09.2016</w:t>
       </w:r>
       <w:r>
         <w:t xml:space="preserve"> отделом ЗАГС.</w:t>
@@ -511,7 +606,7 @@
           </w:tcPr>
           <w:p>
             <w:r>
-              <w:t xml:space="preserve">8</w:t>
+              <w:t xml:space="preserve">3</w:t>
             </w:r>
           </w:p>
         </w:tc>
@@ -561,7 +656,7 @@
         <w:t xml:space="preserve">3.1. Место исполнения обязательств: </w:t>
       </w:r>
       <w:r>
-        <w:t xml:space="preserve">394000, г. Воронеж, бул. Лесная, д. 2, кв. 88</w:t>
+        <w:t xml:space="preserve">143000, г. Одинцово, ш. Ленинградская, д. 28, кв. 158</w:t>
       </w:r>
       <w:r>
         <w:t xml:space="preserve">.</w:t>
@@ -578,7 +673,7 @@
         <w:t xml:space="preserve">, тел. </w:t>
       </w:r>
       <w:r>
-        <w:t xml:space="preserve">+7 (846) 492-86-71</w:t>
+        <w:t xml:space="preserve">+7 (812) 791-44-29</w:t>
       </w:r>
       <w:r>
         <w:t xml:space="preserve">.</w:t>
@@ -589,7 +684,111 @@
         <w:t xml:space="preserve">3.3. Срок исполнения обязательств — </w:t>
       </w:r>
       <w:r>
-        <w:t xml:space="preserve">не позднее 03.11.2026</w:t>
+        <w:t xml:space="preserve">не позднее 02.09.2026</w:t>
+      </w:r>
+      <w:r>
+        <w:t xml:space="preserve">.</w:t>
+      </w:r>
+    </w:p>
+    <w:p>
+      <w:r>
+        <w:t xml:space="preserve">3.4. </w:t>
+      </w:r>
+      <w:r>
+        <w:t xml:space="preserve">Работы выполняются за счёт средств бюджета по коду бюджетной классификации </w:t>
+      </w:r>
+      <w:r>
+        <w:t xml:space="preserve">18268957772830432236</w:t>
+      </w:r>
+      <w:r>
+        <w:t xml:space="preserve">. Прибор учёта (счётчик) № </w:t>
+      </w:r>
+      <w:r>
+        <w:t xml:space="preserve">39936649877685512291</w:t>
+      </w:r>
+      <w:r>
+        <w:t xml:space="preserve">.</w:t>
+      </w:r>
+    </w:p>
+    <w:p>
+      <w:r>
+        <w:t xml:space="preserve">3.5. </w:t>
+      </w:r>
+      <w:r>
+        <w:t xml:space="preserve">Счёт на оплату выставляется с уникальным идентификатором начисления </w:t>
+      </w:r>
+      <w:r>
+        <w:t xml:space="preserve">18209671637660481247</w:t>
+      </w:r>
+      <w:r>
+        <w:t xml:space="preserve">. Счёт-проформа к настоящему Договору имеет номер </w:t>
+      </w:r>
+      <w:r>
+        <w:t xml:space="preserve">77676988891031639645</w:t>
+      </w:r>
+      <w:r>
+        <w:t xml:space="preserve">. В силу статьи 855 Гражданского кодекса Российской Федерации списание со счёта ведётся по коду вида дохода </w:t>
+      </w:r>
+      <w:r>
+        <w:t xml:space="preserve">18210104428792056734</w:t>
+      </w:r>
+      <w:r>
+        <w:t xml:space="preserve">.</w:t>
+      </w:r>
+    </w:p>
+    <w:p>
+      <w:r>
+        <w:t xml:space="preserve">3.6. </w:t>
+      </w:r>
+      <w:r>
+        <w:t xml:space="preserve">ИНН иностранного контрагента не присваивается; номер записи в торговом реестре — </w:t>
+      </w:r>
+      <w:r>
+        <w:t xml:space="preserve">7304928652</w:t>
+      </w:r>
+      <w:r>
+        <w:t xml:space="preserve">. ИНН указан в приложении, номер спецификации </w:t>
+      </w:r>
+      <w:r>
+        <w:t xml:space="preserve">6806958846</w:t>
+      </w:r>
+      <w:r>
+        <w:t xml:space="preserve">. В силу статьи 84 Налогового кодекса Российской Федерации ИНН присваивается налоговым органом; номер решения — </w:t>
+      </w:r>
+      <w:r>
+        <w:t xml:space="preserve">6196442243</w:t>
+      </w:r>
+      <w:r>
+        <w:t xml:space="preserve">.</w:t>
+      </w:r>
+    </w:p>
+    <w:p>
+      <w:r>
+        <w:t xml:space="preserve">3.7. </w:t>
+      </w:r>
+      <w:r>
+        <w:t xml:space="preserve">Номер партии по системе прослеживаемости — </w:t>
+      </w:r>
+      <w:r>
+        <w:t xml:space="preserve">7426292645</w:t>
+      </w:r>
+      <w:r>
+        <w:t xml:space="preserve">. Содержание примеси не превышает </w:t>
+      </w:r>
+      <w:r>
+        <w:t xml:space="preserve">0,6 %</w:t>
+      </w:r>
+      <w:r>
+        <w:t xml:space="preserve">. Прибор имеет погрешность не более </w:t>
+      </w:r>
+      <w:r>
+        <w:t xml:space="preserve">0,7 %</w:t>
+      </w:r>
+      <w:r>
+        <w:t xml:space="preserve">. Оборудованию присвоен заводской номер </w:t>
+      </w:r>
+      <w:r>
+        <w:t xml:space="preserve">7379431632</w:t>
       </w:r>
       <w:r>
         <w:t xml:space="preserve">.</w:t>
@@ -654,7 +853,7 @@
         <w:t xml:space="preserve">Сторона, для которой создалась невозможность исполнения, обязана уведомить другую Сторону. Срок уведомления — </w:t>
       </w:r>
       <w:r>
-        <w:t xml:space="preserve">в течение двадцати дней с момента выставления счета</w:t>
+        <w:t xml:space="preserve">в течение семи дней с момента выставления счета</w:t>
       </w:r>
       <w:r>
         <w:t xml:space="preserve">.</w:t>
@@ -668,7 +867,125 @@
         <w:t xml:space="preserve">Все споры и разногласия решаются путём переговоров. Претензионный порядок обязателен, срок ответа на претензию — </w:t>
       </w:r>
       <w:r>
-        <w:t xml:space="preserve">в течение 12 месяцев со дня предъявления требования</w:t>
+        <w:t xml:space="preserve">в течение 36 месяцев со дня предъявления требования</w:t>
+      </w:r>
+      <w:r>
+        <w:t xml:space="preserve">.</w:t>
+      </w:r>
+    </w:p>
+    <w:p>
+      <w:r>
+        <w:t xml:space="preserve">4.6. </w:t>
+      </w:r>
+      <w:r>
+        <w:t xml:space="preserve">ИНН физического лица не указан; номер лицевого счёта абонента — </w:t>
+      </w:r>
+      <w:r>
+        <w:t xml:space="preserve">599914923653</w:t>
+      </w:r>
+      <w:r>
+        <w:t xml:space="preserve">. ИНН см. приложение; номенклатурный код — </w:t>
+      </w:r>
+      <w:r>
+        <w:t xml:space="preserve">352632304705</w:t>
+      </w:r>
+      <w:r>
+        <w:t xml:space="preserve">. ИНН физического лица обрабатывается в порядке статьи 86 Налогового кодекса Российской Федерации; номер запроса — </w:t>
+      </w:r>
+      <w:r>
+        <w:t xml:space="preserve">983503659804</w:t>
+      </w:r>
+      <w:r>
+        <w:t xml:space="preserve">.</w:t>
+      </w:r>
+    </w:p>
+    <w:p>
+      <w:r>
+        <w:t xml:space="preserve">4.7. </w:t>
+      </w:r>
+      <w:r>
+        <w:t xml:space="preserve">Накладной на партию присвоен номер </w:t>
+      </w:r>
+      <w:r>
+        <w:t xml:space="preserve">733546557242</w:t>
+      </w:r>
+      <w:r>
+        <w:t xml:space="preserve">. Контрольный модуль имеет заводской номер </w:t>
+      </w:r>
+      <w:r>
+        <w:t xml:space="preserve">090540700187</w:t>
+      </w:r>
+      <w:r>
+        <w:t xml:space="preserve">. Уклон монтируемой кровли составляет </w:t>
+      </w:r>
+      <w:r>
+        <w:t xml:space="preserve">8 %</w:t>
+      </w:r>
+      <w:r>
+        <w:t xml:space="preserve">.</w:t>
+      </w:r>
+    </w:p>
+    <w:p>
+      <w:r>
+        <w:t xml:space="preserve">4.8. </w:t>
+      </w:r>
+      <w:r>
+        <w:t xml:space="preserve">Законом установлена предельная доля иностранного участия — </w:t>
+      </w:r>
+      <w:r>
+        <w:t xml:space="preserve">20 %</w:t>
+      </w:r>
+      <w:r>
+        <w:t xml:space="preserve">, как предусмотрено Федеральным законом о порядке осуществления иностранных инвестиций. Приложение № 3 к Договору содержит долю брака, не превышающую </w:t>
+      </w:r>
+      <w:r>
+        <w:t xml:space="preserve">2,8 %</w:t>
+      </w:r>
+      <w:r>
+        <w:t xml:space="preserve">.</w:t>
+      </w:r>
+    </w:p>
+    <w:p>
+      <w:r>
+        <w:t xml:space="preserve">4.9. </w:t>
+      </w:r>
+      <w:r>
+        <w:t xml:space="preserve">Изготовитель установил срок годности </w:t>
+      </w:r>
+      <w:r>
+        <w:t xml:space="preserve">в течение 24 месяцев</w:t>
+      </w:r>
+      <w:r>
+        <w:t xml:space="preserve"> с даты выпуска. Смесь выдерживается </w:t>
+      </w:r>
+      <w:r>
+        <w:t xml:space="preserve">в течение 48 часов</w:t>
+      </w:r>
+      <w:r>
+        <w:t xml:space="preserve"> при положительной температуре.</w:t>
+      </w:r>
+    </w:p>
+    <w:p>
+      <w:r>
+        <w:t xml:space="preserve">4.10. </w:t>
+      </w:r>
+      <w:r>
+        <w:t xml:space="preserve">Требования по качеству работ заявляются </w:t>
+      </w:r>
+      <w:r>
+        <w:t xml:space="preserve">в течение одного года</w:t>
+      </w:r>
+      <w:r>
+        <w:t xml:space="preserve"> по правилам статьи 725 Гражданского кодекса Российской Федерации. Поставщик присутствует на рынке </w:t>
+      </w:r>
+      <w:r>
+        <w:t xml:space="preserve">в течение 12 лет</w:t>
+      </w:r>
+      <w:r>
+        <w:t xml:space="preserve">. Окончание отчётного периода — </w:t>
+      </w:r>
+      <w:r>
+        <w:t xml:space="preserve">не позднее 09.02.2027</w:t>
       </w:r>
       <w:r>
         <w:t xml:space="preserve">.</w:t>
@@ -693,10 +1010,10 @@
         <w:rPr>
           <w:b/>
         </w:rPr>
-        <w:t xml:space="preserve">не позднее 03.08.20</w:t>
-      </w:r>
-      <w:r>
-        <w:t xml:space="preserve">26</w:t>
+        <w:t xml:space="preserve">в течение 1</w:t>
+      </w:r>
+      <w:r>
+        <w:t xml:space="preserve">0 (Десяти) банковских дней с момента выставления счета</w:t>
       </w:r>
       <w:r>
         <w:t xml:space="preserve">.</w:t>
@@ -710,10 +1027,10 @@
         <w:rPr>
           <w:b/>
         </w:rPr>
-        <w:t xml:space="preserve">46Ф-13</w:t>
-      </w:r>
-      <w:r>
-        <w:t xml:space="preserve">015/14-310Д</w:t>
+        <w:t xml:space="preserve">91Ф-74</w:t>
+      </w:r>
+      <w:r>
+        <w:t xml:space="preserve">638/14-194Д</w:t>
       </w:r>
       <w:r>
         <w:t xml:space="preserve">.</w:t>
@@ -727,7 +1044,7 @@
         <w:rPr>
           <w:b/>
         </w:rPr>
-        <w:t xml:space="preserve">Сорок восемь миллионов рублей 5</w:t>
+        <w:t xml:space="preserve">Триста десять тысяч рублей 5</w:t>
       </w:r>
       <w:r>
         <w:t xml:space="preserve">0 копеек</w:t>
@@ -783,7 +1100,7 @@
         </w:sdtPr>
         <w:sdtContent>
           <w:r>
-            <w:t xml:space="preserve">в течение 30 (Тридцати) банковских дней с момента выставления счета</w:t>
+            <w:t xml:space="preserve">в течение 45 (Сорока пяти) банковских дней с момента выставления счета</w:t>
           </w:r>
         </w:sdtContent>
       </w:sdt>
@@ -839,7 +1156,7 @@
               <w:t xml:space="preserve">Юридический адрес: </w:t>
             </w:r>
             <w:r>
-              <w:t xml:space="preserve">620014, г. Екатеринбург, ш. Садовая, д. 68, кв. 101</w:t>
+              <w:t xml:space="preserve">143000, г. Одинцово, проезд Октябрьская, д. 31, кв. 22</w:t>
             </w:r>
           </w:p>
           <w:p>
@@ -894,7 +1211,7 @@
               <w:t xml:space="preserve">Тел.: </w:t>
             </w:r>
             <w:r>
-              <w:t xml:space="preserve">+7 (495) 994-27-74</w:t>
+              <w:t xml:space="preserve">+7 (495) 849-67-53</w:t>
             </w:r>
           </w:p>
           <w:p>
@@ -902,7 +1219,7 @@
               <w:t xml:space="preserve">E-mail: </w:t>
             </w:r>
             <w:r>
-              <w:t xml:space="preserve">ershova@gmail.com</w:t>
+              <w:t xml:space="preserve">ershova@list.ru</w:t>
             </w:r>
           </w:p>
           <w:p/>
@@ -937,15 +1254,7 @@
               <w:t xml:space="preserve">Юридический адрес: </w:t>
             </w:r>
             <w:r>
-              <w:t xml:space="preserve">443010, г. Самара, наб. Победы, д. 35, кв. 186</w:t>
-            </w:r>
-          </w:p>
-          <w:p>
-            <w:r>
-              <w:t xml:space="preserve">Почтовый адрес: </w:t>
-            </w:r>
-            <w:r>
-              <w:t xml:space="preserve">141300, г. Сергиев Посад, бул. Полевая, д. 3, кв. 155</w:t>
+              <w:t xml:space="preserve">190000, г. Санкт-Петербург, бул. Октябрьская, д. 35, кв. 13</w:t>
             </w:r>
           </w:p>
           <w:p>
@@ -1000,7 +1309,7 @@
               <w:t xml:space="preserve">Тел.: </w:t>
             </w:r>
             <w:r>
-              <w:t xml:space="preserve">+7 (499) 789-80-78</w:t>
+              <w:t xml:space="preserve">+7 (383) 695-20-34</w:t>
             </w:r>
           </w:p>
           <w:p>
@@ -1008,7 +1317,7 @@
               <w:t xml:space="preserve">E-mail: </w:t>
             </w:r>
             <w:r>
-              <w:t xml:space="preserve">morozova@sibtrans.ru</w:t>
+              <w:t xml:space="preserve">morozova@bk.ru</w:t>
             </w:r>
           </w:p>
           <w:p/>

--- a/tests/corpus_v2/docs/cx_services_0011.docx
+++ b/tests/corpus_v2/docs/cx_services_0011.docx
@@ -1108,6 +1108,37 @@
         <w:t xml:space="preserve">.</w:t>
       </w:r>
     </w:p>
+    <w:p>
+      <w:r>
+        <w:rPr>
+          <w:b/>
+        </w:rPr>
+        <w:t xml:space="preserve">6. ОСОБЫЕ УСЛОВИЯ ОТДЕЛЬНЫХ ВИДОВ ДАННЫХ</w:t>
+      </w:r>
+    </w:p>
+    <w:p>
+      <w:r>
+        <w:t xml:space="preserve">6.1. Полномочия представителя подтверждены доверенностью, реестровый номер </w:t>
+      </w:r>
+      <w:r>
+        <w:t xml:space="preserve">77/714-н/77-2024-1-502</w:t>
+      </w:r>
+      <w:r>
+        <w:t xml:space="preserve">.</w:t>
+      </w:r>
+    </w:p>
+    <w:p>
+      <w:r>
+        <w:t xml:space="preserve">6.2. Для сопоставления в учёте указывается: </w:t>
+      </w:r>
+      <w:r>
+        <w:t xml:space="preserve">пп. 4/5-1 и 7/2-3 Правил страхования</w:t>
+      </w:r>
+      <w:r>
+        <w:t xml:space="preserve">.</w:t>
+      </w:r>
+    </w:p>
+    <w:p/>
     <w:p>
       <w:r>
         <w:rPr>

--- a/tests/corpus_v2/docs/cx_services_0011.docx
+++ b/tests/corpus_v2/docs/cx_services_0011.docx
@@ -1118,21 +1118,87 @@
     </w:p>
     <w:p>
       <w:r>
-        <w:t xml:space="preserve">6.1. Полномочия представителя подтверждены доверенностью, реестровый номер </w:t>
-      </w:r>
-      <w:r>
-        <w:t xml:space="preserve">77/714-н/77-2024-1-502</w:t>
-      </w:r>
-      <w:r>
-        <w:t xml:space="preserve">.</w:t>
-      </w:r>
-    </w:p>
-    <w:p>
-      <w:r>
-        <w:t xml:space="preserve">6.2. Для сопоставления в учёте указывается: </w:t>
-      </w:r>
-      <w:r>
-        <w:t xml:space="preserve">пп. 4/5-1 и 7/2-3 Правил страхования</w:t>
+        <w:t xml:space="preserve">6.1. Работы выполняются на основании ранее заключённого Договора № </w:t>
+      </w:r>
+      <w:r>
+        <w:t xml:space="preserve">118/2024-А</w:t>
+      </w:r>
+      <w:r>
+        <w:t xml:space="preserve"> между теми же сторонами.</w:t>
+      </w:r>
+    </w:p>
+    <w:p>
+      <w:r>
+        <w:t xml:space="preserve">6.2. Первичные документы: </w:t>
+      </w:r>
+      <w:r>
+        <w:t xml:space="preserve">лицензия Л035-01298-77/00123456 Рособрнадзора</w:t>
+      </w:r>
+      <w:r>
+        <w:t xml:space="preserve">.</w:t>
+      </w:r>
+    </w:p>
+    <w:p>
+      <w:r>
+        <w:t xml:space="preserve">6.3. Запись о лицензии внесена в реестр за регистрационным номером </w:t>
+      </w:r>
+      <w:r>
+        <w:t xml:space="preserve">509118266</w:t>
+      </w:r>
+      <w:r>
+        <w:t xml:space="preserve">.</w:t>
+      </w:r>
+    </w:p>
+    <w:p>
+      <w:r>
+        <w:t xml:space="preserve">6.4. Внутренний учёт ведётся отдельно: </w:t>
+      </w:r>
+      <w:r>
+        <w:t xml:space="preserve">сведения внесены в реестр, номер записи не присвоен</w:t>
+      </w:r>
+      <w:r>
+        <w:t xml:space="preserve">.</w:t>
+      </w:r>
+    </w:p>
+    <w:p>
+      <w:r>
+        <w:t xml:space="preserve">6.5. Полномочия представителя подтверждены доверенностью, реестровый номер </w:t>
+      </w:r>
+      <w:r>
+        <w:t xml:space="preserve">23/5-н/23-2025-2-1104</w:t>
+      </w:r>
+      <w:r>
+        <w:t xml:space="preserve">.</w:t>
+      </w:r>
+    </w:p>
+    <w:p>
+      <w:r>
+        <w:t xml:space="preserve">6.6. Для сопоставления в учёте указывается: </w:t>
+      </w:r>
+      <w:r>
+        <w:t xml:space="preserve">кадастровый номер 77:01:0004012:2211</w:t>
+      </w:r>
+      <w:r>
+        <w:t xml:space="preserve">.</w:t>
+      </w:r>
+    </w:p>
+    <w:p>
+      <w:r>
+        <w:t xml:space="preserve">6.7. Решение принято большинством в </w:t>
+      </w:r>
+      <w:r>
+        <w:t xml:space="preserve">51 % акций</w:t>
+      </w:r>
+      <w:r>
+        <w:t xml:space="preserve"> от общего числа голосов членов совета директоров.</w:t>
+      </w:r>
+    </w:p>
+    <w:p>
+      <w:r>
+        <w:t xml:space="preserve">6.8. Кворум определяется уставом: </w:t>
+      </w:r>
+      <w:r>
+        <w:t xml:space="preserve">большинством в две трети голосов</w:t>
       </w:r>
       <w:r>
         <w:t xml:space="preserve">.</w:t>

--- a/tests/corpus_v2/docs/cx_services_0011.docx
+++ b/tests/corpus_v2/docs/cx_services_0011.docx
@@ -1118,10 +1118,32 @@
     </w:p>
     <w:p>
       <w:r>
-        <w:t xml:space="preserve">6.1. Работы выполняются на основании ранее заключённого Договора № </w:t>
-      </w:r>
-      <w:r>
-        <w:t xml:space="preserve">118/2024-А</w:t>
+        <w:t xml:space="preserve">6.1. Стороны ранее заключили </w:t>
+      </w:r>
+      <w:r>
+        <w:t xml:space="preserve">агентский договор</w:t>
+      </w:r>
+      <w:r>
+        <w:t xml:space="preserve"> на сопоставимых условиях.</w:t>
+      </w:r>
+    </w:p>
+    <w:p>
+      <w:r>
+        <w:t xml:space="preserve">6.2. Прочие условия: </w:t>
+      </w:r>
+      <w:r>
+        <w:t xml:space="preserve">поставка товара осуществляется партиями по заявкам</w:t>
+      </w:r>
+      <w:r>
+        <w:t xml:space="preserve">.</w:t>
+      </w:r>
+    </w:p>
+    <w:p>
+      <w:r>
+        <w:t xml:space="preserve">6.3. Работы выполняются на основании ранее заключённого Договора № </w:t>
+      </w:r>
+      <w:r>
+        <w:t xml:space="preserve">2/17</w:t>
       </w:r>
       <w:r>
         <w:t xml:space="preserve"> между теми же сторонами.</w:t>
@@ -1129,29 +1151,73 @@
     </w:p>
     <w:p>
       <w:r>
-        <w:t xml:space="preserve">6.2. Первичные документы: </w:t>
-      </w:r>
-      <w:r>
-        <w:t xml:space="preserve">лицензия Л035-01298-77/00123456 Рособрнадзора</w:t>
-      </w:r>
-      <w:r>
-        <w:t xml:space="preserve">.</w:t>
-      </w:r>
-    </w:p>
-    <w:p>
-      <w:r>
-        <w:t xml:space="preserve">6.3. Запись о лицензии внесена в реестр за регистрационным номером </w:t>
-      </w:r>
-      <w:r>
-        <w:t xml:space="preserve">509118266</w:t>
-      </w:r>
-      <w:r>
-        <w:t xml:space="preserve">.</w:t>
-      </w:r>
-    </w:p>
-    <w:p>
-      <w:r>
-        <w:t xml:space="preserve">6.4. Внутренний учёт ведётся отдельно: </w:t>
+        <w:t xml:space="preserve">6.4. Первичные документы: </w:t>
+      </w:r>
+      <w:r>
+        <w:t xml:space="preserve">как указано в пункте 4.2 настоящего Договора</w:t>
+      </w:r>
+      <w:r>
+        <w:t xml:space="preserve">.</w:t>
+      </w:r>
+    </w:p>
+    <w:p>
+      <w:r>
+        <w:t xml:space="preserve">6.5. Паспорт гражданина Российской Федерации выдан </w:t>
+      </w:r>
+      <w:r>
+        <w:t xml:space="preserve">ГУ МВД России по г. Москве</w:t>
+      </w:r>
+      <w:r>
+        <w:t xml:space="preserve">, паспорт предъявлен при подписании.</w:t>
+      </w:r>
+    </w:p>
+    <w:p>
+      <w:r>
+        <w:t xml:space="preserve">6.6. Сопутствующие сведения: </w:t>
+      </w:r>
+      <w:r>
+        <w:t xml:space="preserve">лицензия выдана Федеральной службой по надзору в сфере образования</w:t>
+      </w:r>
+      <w:r>
+        <w:t xml:space="preserve">.</w:t>
+      </w:r>
+    </w:p>
+    <w:p>
+      <w:r>
+        <w:t xml:space="preserve">6.7. Запись о государственной регистрации внесена регистрирующим органом: </w:t>
+      </w:r>
+      <w:r>
+        <w:t xml:space="preserve">УФНС России по Республике Татарстан</w:t>
+      </w:r>
+      <w:r>
+        <w:t xml:space="preserve">.</w:t>
+      </w:r>
+    </w:p>
+    <w:p>
+      <w:r>
+        <w:t xml:space="preserve">6.8. Общие сведения о регистрации: </w:t>
+      </w:r>
+      <w:r>
+        <w:t xml:space="preserve">выписка из Единого государственного реестра юридических лиц</w:t>
+      </w:r>
+      <w:r>
+        <w:t xml:space="preserve">.</w:t>
+      </w:r>
+    </w:p>
+    <w:p>
+      <w:r>
+        <w:t xml:space="preserve">6.9. Запись о лицензии внесена в реестр за регистрационным номером </w:t>
+      </w:r>
+      <w:r>
+        <w:t xml:space="preserve">895217304</w:t>
+      </w:r>
+      <w:r>
+        <w:t xml:space="preserve">.</w:t>
+      </w:r>
+    </w:p>
+    <w:p>
+      <w:r>
+        <w:t xml:space="preserve">6.10. Внутренний учёт ведётся отдельно: </w:t>
       </w:r>
       <w:r>
         <w:t xml:space="preserve">сведения внесены в реестр, номер записи не присвоен</w:t>
@@ -1162,32 +1228,32 @@
     </w:p>
     <w:p>
       <w:r>
-        <w:t xml:space="preserve">6.5. Полномочия представителя подтверждены доверенностью, реестровый номер </w:t>
-      </w:r>
-      <w:r>
-        <w:t xml:space="preserve">23/5-н/23-2025-2-1104</w:t>
-      </w:r>
-      <w:r>
-        <w:t xml:space="preserve">.</w:t>
-      </w:r>
-    </w:p>
-    <w:p>
-      <w:r>
-        <w:t xml:space="preserve">6.6. Для сопоставления в учёте указывается: </w:t>
-      </w:r>
-      <w:r>
-        <w:t xml:space="preserve">кадастровый номер 77:01:0004012:2211</w:t>
-      </w:r>
-      <w:r>
-        <w:t xml:space="preserve">.</w:t>
-      </w:r>
-    </w:p>
-    <w:p>
-      <w:r>
-        <w:t xml:space="preserve">6.7. Решение принято большинством в </w:t>
-      </w:r>
-      <w:r>
-        <w:t xml:space="preserve">51 % акций</w:t>
+        <w:t xml:space="preserve">6.11. Полномочия представителя подтверждены доверенностью, реестровый номер </w:t>
+      </w:r>
+      <w:r>
+        <w:t xml:space="preserve">77/714-н/77-2024-1-502</w:t>
+      </w:r>
+      <w:r>
+        <w:t xml:space="preserve">.</w:t>
+      </w:r>
+    </w:p>
+    <w:p>
+      <w:r>
+        <w:t xml:space="preserve">6.12. Для сопоставления в учёте указывается: </w:t>
+      </w:r>
+      <w:r>
+        <w:t xml:space="preserve">срок действия 12/2024-06/2025</w:t>
+      </w:r>
+      <w:r>
+        <w:t xml:space="preserve">.</w:t>
+      </w:r>
+    </w:p>
+    <w:p>
+      <w:r>
+        <w:t xml:space="preserve">6.13. Решение принято большинством в </w:t>
+      </w:r>
+      <w:r>
+        <w:t xml:space="preserve">40 % уставного капитала</w:t>
       </w:r>
       <w:r>
         <w:t xml:space="preserve"> от общего числа голосов членов совета директоров.</w:t>
@@ -1195,7 +1261,7 @@
     </w:p>
     <w:p>
       <w:r>
-        <w:t xml:space="preserve">6.8. Кворум определяется уставом: </w:t>
+        <w:t xml:space="preserve">6.14. Кворум определяется уставом: </w:t>
       </w:r>
       <w:r>
         <w:t xml:space="preserve">большинством в две трети голосов</w:t>

--- a/tests/corpus_v2/docs/cx_services_0011.docx
+++ b/tests/corpus_v2/docs/cx_services_0011.docx
@@ -39,7 +39,7 @@
         <w:t xml:space="preserve">     </w:t>
       </w:r>
       <w:r>
-        <w:t xml:space="preserve">18 октября 2025 г.</w:t>
+        <w:t xml:space="preserve">18.10.2025</w:t>
       </w:r>
     </w:p>
     <w:p/>
